--- a/src/Tests/Inputs/business/06/input.docx
+++ b/src/Tests/Inputs/business/06/input.docx
@@ -1,8 +1,8 @@
 
 <file path=word/document.xml><?xml version="1.0" encoding="utf-8"?>
-<w:document xmlns:wpc="http://schemas.microsoft.com/office/word/2010/wordprocessingCanvas" xmlns:cx="http://schemas.microsoft.com/office/drawing/2014/chartex" xmlns:cx1="http://schemas.microsoft.com/office/drawing/2015/9/8/chartex" xmlns:cx2="http://schemas.microsoft.com/office/drawing/2015/10/21/chartex" xmlns:cx3="http://schemas.microsoft.com/office/drawing/2016/5/9/chartex" xmlns:cx4="http://schemas.microsoft.com/office/drawing/2016/5/10/chartex" xmlns:cx5="http://schemas.microsoft.com/office/drawing/2016/5/11/chartex" xmlns:cx6="http://schemas.microsoft.com/office/drawing/2016/5/12/chartex" xmlns:cx7="http://schemas.microsoft.com/office/drawing/2016/5/13/chartex" xmlns:cx8="http://schemas.microsoft.com/office/drawing/2016/5/14/chartex" xmlns:mc="http://schemas.openxmlformats.org/markup-compatibility/2006" xmlns:aink="http://schemas.microsoft.com/office/drawing/2016/ink" xmlns:am3d="http://schemas.microsoft.com/office/drawing/2017/model3d" xmlns:o="urn:schemas-microsoft-com:office:office" xmlns:r="http://schemas.openxmlformats.org/officeDocument/2006/relationships" xmlns:m="http://schemas.openxmlformats.org/officeDocument/2006/math" xmlns:v="urn:schemas-microsoft-com:vml" xmlns:wp14="http://schemas.microsoft.com/office/word/2010/wordprocessingDrawing" xmlns:wp="http://schemas.openxmlformats.org/drawingml/2006/wordprocessingDrawing" xmlns:w10="urn:schemas-microsoft-com:office:word" xmlns:w="http://schemas.openxmlformats.org/wordprocessingml/2006/main" xmlns:w14="http://schemas.microsoft.com/office/word/2010/wordml" xmlns:w15="http://schemas.microsoft.com/office/word/2012/wordml" xmlns:w16cid="http://schemas.microsoft.com/office/word/2016/wordml/cid" xmlns:w16se="http://schemas.microsoft.com/office/word/2015/wordml/symex" xmlns:wpg="http://schemas.microsoft.com/office/word/2010/wordprocessingGroup" xmlns:wpi="http://schemas.microsoft.com/office/word/2010/wordprocessingInk" xmlns:wne="http://schemas.microsoft.com/office/word/2006/wordml" xmlns:wps="http://schemas.microsoft.com/office/word/2010/wordprocessingShape" mc:Ignorable="w14 w15 w16se w16cid wp14">
+<w:document xmlns:a="http://schemas.openxmlformats.org/drawingml/2006/main" xmlns:adec="http://schemas.microsoft.com/office/drawing/2017/decorative" xmlns:a16="http://schemas.microsoft.com/office/drawing/2014/main" xmlns:wpc="http://schemas.microsoft.com/office/word/2010/wordprocessingCanvas" xmlns:cx="http://schemas.microsoft.com/office/drawing/2014/chartex" xmlns:cx1="http://schemas.microsoft.com/office/drawing/2015/9/8/chartex" xmlns:cx2="http://schemas.microsoft.com/office/drawing/2015/10/21/chartex" xmlns:cx3="http://schemas.microsoft.com/office/drawing/2016/5/9/chartex" xmlns:cx4="http://schemas.microsoft.com/office/drawing/2016/5/10/chartex" xmlns:cx5="http://schemas.microsoft.com/office/drawing/2016/5/11/chartex" xmlns:cx6="http://schemas.microsoft.com/office/drawing/2016/5/12/chartex" xmlns:cx7="http://schemas.microsoft.com/office/drawing/2016/5/13/chartex" xmlns:cx8="http://schemas.microsoft.com/office/drawing/2016/5/14/chartex" xmlns:mc="http://schemas.openxmlformats.org/markup-compatibility/2006" xmlns:aink="http://schemas.microsoft.com/office/drawing/2016/ink" xmlns:am3d="http://schemas.microsoft.com/office/drawing/2017/model3d" xmlns:o="urn:schemas-microsoft-com:office:office" xmlns:r="http://schemas.openxmlformats.org/officeDocument/2006/relationships" xmlns:m="http://schemas.openxmlformats.org/officeDocument/2006/math" xmlns:v="urn:schemas-microsoft-com:vml" xmlns:wp14="http://schemas.microsoft.com/office/word/2010/wordprocessingDrawing" xmlns:wp="http://schemas.openxmlformats.org/drawingml/2006/wordprocessingDrawing" xmlns:w10="urn:schemas-microsoft-com:office:word" xmlns:w="http://schemas.openxmlformats.org/wordprocessingml/2006/main" xmlns:w14="http://schemas.microsoft.com/office/word/2010/wordml" xmlns:w15="http://schemas.microsoft.com/office/word/2012/wordml" xmlns:w16cid="http://schemas.microsoft.com/office/word/2016/wordml/cid" xmlns:w16se="http://schemas.microsoft.com/office/word/2015/wordml/symex" xmlns:wpg="http://schemas.microsoft.com/office/word/2010/wordprocessingGroup" xmlns:wpi="http://schemas.microsoft.com/office/word/2010/wordprocessingInk" xmlns:wne="http://schemas.microsoft.com/office/word/2006/wordml" xmlns:wps="http://schemas.microsoft.com/office/word/2010/wordprocessingShape" mc:Ignorable="w14 w15 w16se w16cid wp14">
   <w:body>
-    <w:bookmarkStart w:id="0" w:name="_GoBack"/>
+    <w:bookmarkStart w:name="_GoBack" w:id="0"/>
     <w:bookmarkEnd w:id="0"/>
     <w:p>
       <w:r>
@@ -12,7 +12,7 @@
         <mc:AlternateContent>
           <mc:Choice Requires="wpg">
             <w:drawing>
-              <wp:anchor distT="0" distB="0" distL="114300" distR="114300" simplePos="0" relativeHeight="251659264" behindDoc="1" locked="0" layoutInCell="1" allowOverlap="1" wp14:anchorId="432681C2" wp14:editId="32C64F5A">
+              <wp:anchor distT="0" distB="0" distL="114300" distR="114300" simplePos="0" relativeHeight="251659264" behindDoc="1" locked="0" layoutInCell="1" allowOverlap="1" wp14:editId="32C64F5A" wp14:anchorId="432681C2">
                 <wp:simplePos x="0" y="0"/>
                 <wp:positionH relativeFrom="column">
                   <wp:posOffset>-774065</wp:posOffset>
@@ -607,35 +607,35 @@
           </mc:Choice>
           <mc:Fallback>
             <w:pict>
-              <v:group w14:anchorId="21144671" id="Group 6" o:spid="_x0000_s1026" style="position:absolute;margin-left:-60.95pt;margin-top:8.8pt;width:620.7pt;height:762.15pt;z-index:-251657216;mso-width-percent:1014;mso-height-percent:965;mso-width-percent:1014;mso-height-percent:965" coordsize="78831,96790" o:gfxdata="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">
-                <v:group id="Group 13" o:spid="_x0000_s1027" style="position:absolute;top:90847;width:78831;height:5943" coordsize="78831,5769" o:gfxdata="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">
-                  <v:shape id="Freeform: Shape 2" o:spid="_x0000_s1028" style="position:absolute;left:41801;width:37030;height:5769;visibility:visible;mso-wrap-style:square;v-text-anchor:middle" coordsize="2752725,381000" o:gfxdata="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" path="m7144,7144r2742247,l2749391,380524r-2742247,l7144,7144xe" fillcolor="#d565d2 [1940]" stroked="f">
+              <v:group id="Group 6" style="position:absolute;margin-left:-60.95pt;margin-top:8.8pt;width:620.7pt;height:762.15pt;z-index:-251657216;mso-width-percent:1014;mso-height-percent:965;mso-width-percent:1014;mso-height-percent:965" coordsize="78831,96790" o:spid="_x0000_s1026" o:gfxdata="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" w14:anchorId="21144671">
+                <v:group id="Group 13" style="position:absolute;top:90847;width:78831;height:5943" coordsize="78831,5769" o:spid="_x0000_s1027" o:gfxdata="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">
+                  <v:shape id="Freeform: Shape 2" style="position:absolute;left:41801;width:37030;height:5769;visibility:visible;mso-wrap-style:square;v-text-anchor:middle" coordsize="2752725,381000" o:spid="_x0000_s1028" fillcolor="#d565d2 [1940]" stroked="f" path="m7144,7144r2742247,l2749391,380524r-2742247,l7144,7144xe" o:gfxdata="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">
                     <v:stroke joinstyle="miter"/>
                     <v:path arrowok="t" o:connecttype="custom" o:connectlocs="9610,10818;3698551,10818;3698551,576235;9610,576235" o:connectangles="0,0,0,0"/>
                   </v:shape>
-                  <v:shape id="Freeform: Shape 3" o:spid="_x0000_s1029" style="position:absolute;width:37030;height:5769;visibility:visible;mso-wrap-style:square;v-text-anchor:middle" coordsize="2752725,381000" o:gfxdata="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" path="m7144,7144r2742247,l2749391,380524r-2742247,l7144,7144xe" fillcolor="#481346 [1604]" stroked="f">
+                  <v:shape id="Freeform: Shape 3" style="position:absolute;width:37030;height:5769;visibility:visible;mso-wrap-style:square;v-text-anchor:middle" coordsize="2752725,381000" o:spid="_x0000_s1029" fillcolor="#481346 [1604]" stroked="f" path="m7144,7144r2742247,l2749391,380524r-2742247,l7144,7144xe" o:gfxdata="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">
                     <v:stroke joinstyle="miter"/>
                     <v:path arrowok="t" o:connecttype="custom" o:connectlocs="9610,10818;3698551,10818;3698551,576235;9610,576235" o:connectangles="0,0,0,0"/>
                   </v:shape>
-                  <v:shape id="Freeform: Shape 4" o:spid="_x0000_s1030" style="position:absolute;left:27058;width:38312;height:5769;visibility:visible;mso-wrap-style:square;v-text-anchor:middle" coordsize="2847975,381000" o:gfxdata="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" path="m2297906,7144l7144,7144,558641,380524r2290763,l2297906,7144xe" fillcolor="#92278f [3204]" stroked="f">
+                  <v:shape id="Freeform: Shape 4" style="position:absolute;left:27058;width:38312;height:5769;visibility:visible;mso-wrap-style:square;v-text-anchor:middle" coordsize="2847975,381000" o:spid="_x0000_s1030" fillcolor="#92278f [3204]" stroked="f" path="m2297906,7144l7144,7144,558641,380524r2290763,l2297906,7144xe" o:gfxdata="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">
                     <v:stroke joinstyle="miter"/>
                     <v:path arrowok="t" o:connecttype="custom" o:connectlocs="3091201,10818;9610,10818;751498,576235;3833090,576235" o:connectangles="0,0,0,0"/>
                   </v:shape>
-                  <v:shape id="Freeform: Shape 5" o:spid="_x0000_s1031" style="position:absolute;left:20340;width:24089;height:5769;visibility:visible;mso-wrap-style:square;v-text-anchor:middle" coordsize="1790700,381000" o:gfxdata="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" path="m1237774,7144l7144,7144,558641,380524r1230630,l1237774,7144xe" fillcolor="#6d1d6a [2404]" stroked="f">
+                  <v:shape id="Freeform: Shape 5" style="position:absolute;left:20340;width:24089;height:5769;visibility:visible;mso-wrap-style:square;v-text-anchor:middle" coordsize="1790700,381000" o:spid="_x0000_s1031" fillcolor="#6d1d6a [2404]" stroked="f" path="m1237774,7144l7144,7144,558641,380524r1230630,l1237774,7144xe" o:gfxdata="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">
                     <v:stroke joinstyle="miter"/>
                     <v:path arrowok="t" o:connecttype="custom" o:connectlocs="1665085,10818;9610,10818;751498,576235;2406973,576235" o:connectangles="0,0,0,0"/>
                   </v:shape>
                 </v:group>
-                <v:group id="Group 12" o:spid="_x0000_s1032" style="position:absolute;left:41402;width:37377;height:5943" coordsize="37377,7277" o:gfxdata="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">
-                  <v:shape id="Freeform: Shape 8" o:spid="_x0000_s1033" style="position:absolute;left:4851;width:32526;height:7277;visibility:visible;mso-wrap-style:square;v-text-anchor:middle" coordsize="2009775,457200" o:gfxdata="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" path="m7144,7144r1998345,l2005489,454819r-1998345,l7144,7144xe" fillcolor="#d565d2 [1940]" stroked="f">
+                <v:group id="Group 12" style="position:absolute;left:41402;width:37377;height:5943" coordsize="37377,7277" o:spid="_x0000_s1032" o:gfxdata="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">
+                  <v:shape id="Freeform: Shape 8" style="position:absolute;left:4851;width:32526;height:7277;visibility:visible;mso-wrap-style:square;v-text-anchor:middle" coordsize="2009775,457200" o:spid="_x0000_s1033" fillcolor="#d565d2 [1940]" stroked="f" path="m7144,7144r1998345,l2005489,454819r-1998345,l7144,7144xe" o:gfxdata="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">
                     <v:stroke joinstyle="miter"/>
                     <v:path arrowok="t" o:connecttype="custom" o:connectlocs="11561,11372;3245583,11372;3245583,723998;11561,723998" o:connectangles="0,0,0,0"/>
                   </v:shape>
-                  <v:shape id="Freeform: Shape 10" o:spid="_x0000_s1034" style="position:absolute;left:4292;width:27438;height:7277;visibility:visible;mso-wrap-style:square;v-text-anchor:middle" coordsize="1695450,457200" o:gfxdata="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" path="m1400651,7144l7144,7144,295751,454819r1392555,l1400651,7144xe" fillcolor="#92278f [3204]" stroked="f">
+                  <v:shape id="Freeform: Shape 10" style="position:absolute;left:4292;width:27438;height:7277;visibility:visible;mso-wrap-style:square;v-text-anchor:middle" coordsize="1695450,457200" o:spid="_x0000_s1034" fillcolor="#92278f [3204]" stroked="f" path="m1400651,7144l7144,7144,295751,454819r1392555,l1400651,7144xe" o:gfxdata="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">
                     <v:stroke joinstyle="miter"/>
                     <v:path arrowok="t" o:connecttype="custom" o:connectlocs="2266743,11372;11561,11372;478629,723998;2732270,723998" o:connectangles="0,0,0,0"/>
                   </v:shape>
-                  <v:shape id="Freeform: Shape 11" o:spid="_x0000_s1035" style="position:absolute;width:27284;height:7277;visibility:visible;mso-wrap-style:square;v-text-anchor:middle" coordsize="1685925,457200" o:gfxdata="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" path="m1391126,7144l7144,7144,295751,454819r1383030,l1391126,7144xe" fillcolor="#6d1d6a [2404]" stroked="f">
+                  <v:shape id="Freeform: Shape 11" style="position:absolute;width:27284;height:7277;visibility:visible;mso-wrap-style:square;v-text-anchor:middle" coordsize="1685925,457200" o:spid="_x0000_s1035" fillcolor="#6d1d6a [2404]" stroked="f" path="m1391126,7144l7144,7144,295751,454819r1383030,l1391126,7144xe" o:gfxdata="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">
                     <v:stroke joinstyle="miter"/>
                     <v:path arrowok="t" o:connecttype="custom" o:connectlocs="2251328,11372;11561,11372;478629,723998;2716855,723998" o:connectangles="0,0,0,0"/>
                   </v:shape>
@@ -731,7 +731,7 @@
           </mc:Choice>
           <mc:Fallback>
             <w:pict>
-              <v:rect w14:anchorId="1AA81CC0" id="Rectangle 78" o:spid="_x0000_s1026" style="width:210.1pt;height:32.35pt;visibility:visible;mso-wrap-style:square;mso-left-percent:-10001;mso-top-percent:-10001;mso-position-horizontal:absolute;mso-position-horizontal-relative:char;mso-position-vertical:absolute;mso-position-vertical-relative:line;mso-left-percent:-10001;mso-top-percent:-10001;v-text-anchor:bottom" o:gfxdata="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" filled="f" strokecolor="#632e62 [3215]" strokeweight="2pt">
+              <v:rect id="Rectangle 78" style="width:210.1pt;height:32.35pt;visibility:visible;mso-wrap-style:square;mso-left-percent:-10001;mso-top-percent:-10001;mso-position-horizontal:absolute;mso-position-horizontal-relative:char;mso-position-vertical:absolute;mso-position-vertical-relative:line;mso-left-percent:-10001;mso-top-percent:-10001;v-text-anchor:bottom" o:spid="_x0000_s1026" filled="f" strokecolor="#632e62 [3215]" strokeweight="2pt" o:gfxdata="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" w14:anchorId="1AA81CC0">
                 <v:textbox>
                   <w:txbxContent>
                     <w:p>

--- a/src/Tests/Inputs/business/06/input.docx
+++ b/src/Tests/Inputs/business/06/input.docx
@@ -2229,1115 +2229,6 @@
 </w:styles>
 </file>
 
-<file path=word/glossary/document.xml><?xml version="1.0" encoding="utf-8"?>
-<w:glossaryDocument xmlns:wpc="http://schemas.microsoft.com/office/word/2010/wordprocessingCanvas" xmlns:cx="http://schemas.microsoft.com/office/drawing/2014/chartex" xmlns:cx1="http://schemas.microsoft.com/office/drawing/2015/9/8/chartex" xmlns:cx2="http://schemas.microsoft.com/office/drawing/2015/10/21/chartex" xmlns:cx3="http://schemas.microsoft.com/office/drawing/2016/5/9/chartex" xmlns:cx4="http://schemas.microsoft.com/office/drawing/2016/5/10/chartex" xmlns:cx5="http://schemas.microsoft.com/office/drawing/2016/5/11/chartex" xmlns:cx6="http://schemas.microsoft.com/office/drawing/2016/5/12/chartex" xmlns:cx7="http://schemas.microsoft.com/office/drawing/2016/5/13/chartex" xmlns:cx8="http://schemas.microsoft.com/office/drawing/2016/5/14/chartex" xmlns:mc="http://schemas.openxmlformats.org/markup-compatibility/2006" xmlns:aink="http://schemas.microsoft.com/office/drawing/2016/ink" xmlns:am3d="http://schemas.microsoft.com/office/drawing/2017/model3d" xmlns:o="urn:schemas-microsoft-com:office:office" xmlns:r="http://schemas.openxmlformats.org/officeDocument/2006/relationships" xmlns:m="http://schemas.openxmlformats.org/officeDocument/2006/math" xmlns:v="urn:schemas-microsoft-com:vml" xmlns:wp14="http://schemas.microsoft.com/office/word/2010/wordprocessingDrawing" xmlns:wp="http://schemas.openxmlformats.org/drawingml/2006/wordprocessingDrawing" xmlns:w10="urn:schemas-microsoft-com:office:word" xmlns:w="http://schemas.openxmlformats.org/wordprocessingml/2006/main" xmlns:w14="http://schemas.microsoft.com/office/word/2010/wordml" xmlns:w15="http://schemas.microsoft.com/office/word/2012/wordml" xmlns:w16cid="http://schemas.microsoft.com/office/word/2016/wordml/cid" xmlns:w16se="http://schemas.microsoft.com/office/word/2015/wordml/symex" xmlns:wpg="http://schemas.microsoft.com/office/word/2010/wordprocessingGroup" xmlns:wpi="http://schemas.microsoft.com/office/word/2010/wordprocessingInk" xmlns:wne="http://schemas.microsoft.com/office/word/2006/wordml" xmlns:wps="http://schemas.microsoft.com/office/word/2010/wordprocessingShape" mc:Ignorable="w14 w15 w16se w16cid wp14">
-  <w:docParts>
-    <w:docPart>
-      <w:docPartPr>
-        <w:name w:val="417E402A1CD944F282C4FE2AC678FDE1"/>
-        <w:category>
-          <w:name w:val="General"/>
-          <w:gallery w:val="placeholder"/>
-        </w:category>
-        <w:types>
-          <w:type w:val="bbPlcHdr"/>
-        </w:types>
-        <w:behaviors>
-          <w:behavior w:val="content"/>
-        </w:behaviors>
-        <w:guid w:val="{C236343F-B608-45FB-A18A-E3C839625B46}"/>
-      </w:docPartPr>
-      <w:docPartBody>
-        <w:p>
-          <w:pPr>
-            <w:pStyle w:val="417E402A1CD944F282C4FE2AC678FDE1"/>
-          </w:pPr>
-          <w:r>
-            <w:t>Recipient Name</w:t>
-          </w:r>
-        </w:p>
-      </w:docPartBody>
-    </w:docPart>
-    <w:docPart>
-      <w:docPartPr>
-        <w:name w:val="3385BDBEAD1A4398B078B7057624D43E"/>
-        <w:category>
-          <w:name w:val="General"/>
-          <w:gallery w:val="placeholder"/>
-        </w:category>
-        <w:types>
-          <w:type w:val="bbPlcHdr"/>
-        </w:types>
-        <w:behaviors>
-          <w:behavior w:val="content"/>
-        </w:behaviors>
-        <w:guid w:val="{32454A09-9571-40D1-AFC4-8281511310A8}"/>
-      </w:docPartPr>
-      <w:docPartBody>
-        <w:p>
-          <w:pPr>
-            <w:pStyle w:val="3385BDBEAD1A4398B078B7057624D43E"/>
-          </w:pPr>
-          <w:r>
-            <w:t>Your Name</w:t>
-          </w:r>
-        </w:p>
-      </w:docPartBody>
-    </w:docPart>
-    <w:docPart>
-      <w:docPartPr>
-        <w:name w:val="235C783672B746389940E96D7D2A4219"/>
-        <w:category>
-          <w:name w:val="General"/>
-          <w:gallery w:val="placeholder"/>
-        </w:category>
-        <w:types>
-          <w:type w:val="bbPlcHdr"/>
-        </w:types>
-        <w:behaviors>
-          <w:behavior w:val="content"/>
-        </w:behaviors>
-        <w:guid w:val="{3E9848E7-EF6E-43DF-82EC-6CB6CCF130A9}"/>
-      </w:docPartPr>
-      <w:docPartBody>
-        <w:p>
-          <w:pPr>
-            <w:pStyle w:val="235C783672B746389940E96D7D2A42193"/>
-          </w:pPr>
-          <w:r>
-            <w:rPr>
-              <w:rStyle w:val="PlaceholderText"/>
-            </w:rPr>
-            <w:t>Other recipients</w:t>
-          </w:r>
-        </w:p>
-      </w:docPartBody>
-    </w:docPart>
-    <w:docPart>
-      <w:docPartPr>
-        <w:name w:val="6FC96F43EE1F4F5BA13EA21B9D9EAFE5"/>
-        <w:category>
-          <w:name w:val="General"/>
-          <w:gallery w:val="placeholder"/>
-        </w:category>
-        <w:types>
-          <w:type w:val="bbPlcHdr"/>
-        </w:types>
-        <w:behaviors>
-          <w:behavior w:val="content"/>
-        </w:behaviors>
-        <w:guid w:val="{A57B2CFF-7EB3-4586-AF24-B81C3735A055}"/>
-      </w:docPartPr>
-      <w:docPartBody>
-        <w:p>
-          <w:pPr>
-            <w:pStyle w:val="6FC96F43EE1F4F5BA13EA21B9D9EAFE5"/>
-          </w:pPr>
-          <w:r>
-            <w:t>Some of the sample text in this document indicates the name of the style applied, so that you can easily apply the same formatting again. To get started right away, just tap any placeholder text (such as this) and start typing.</w:t>
-          </w:r>
-        </w:p>
-      </w:docPartBody>
-    </w:docPart>
-    <w:docPart>
-      <w:docPartPr>
-        <w:name w:val="AD3B085D6D9A4868A6C74B135FAE34EB"/>
-        <w:category>
-          <w:name w:val="General"/>
-          <w:gallery w:val="placeholder"/>
-        </w:category>
-        <w:types>
-          <w:type w:val="bbPlcHdr"/>
-        </w:types>
-        <w:behaviors>
-          <w:behavior w:val="content"/>
-        </w:behaviors>
-        <w:guid w:val="{B9899999-8C5B-402A-9A03-ACBE655DA0E2}"/>
-      </w:docPartPr>
-      <w:docPartBody>
-        <w:p>
-          <w:r>
-            <w:t>View and edit this document in Word on your computer, tablet, or phone. You can edit text; easily insert content such as pictures, shapes, or tables; and seamlessly save the document to the cloud from Word on your Windows, Mac, Android, or iOS device.</w:t>
-          </w:r>
-        </w:p>
-        <w:p>
-          <w:r>
-            <w:t>Want to insert a picture from your files or add a shape, text box, or table? You got it! On the Insert tab of the ribbon, just tap the option you need.</w:t>
-          </w:r>
-        </w:p>
-        <w:p>
-          <w:pPr>
-            <w:pStyle w:val="AD3B085D6D9A4868A6C74B135FAE34EB"/>
-          </w:pPr>
-          <w:r>
-            <w:t>Find even more easy-to-use tools on the Insert tab, such as to add a hyperlink or insert a comment.</w:t>
-          </w:r>
-        </w:p>
-      </w:docPartBody>
-    </w:docPart>
-    <w:docPart>
-      <w:docPartPr>
-        <w:name w:val="E2B95FE377DF4DCDAB01C3F36C772D7D"/>
-        <w:category>
-          <w:name w:val="General"/>
-          <w:gallery w:val="placeholder"/>
-        </w:category>
-        <w:types>
-          <w:type w:val="bbPlcHdr"/>
-        </w:types>
-        <w:behaviors>
-          <w:behavior w:val="content"/>
-        </w:behaviors>
-        <w:guid w:val="{B739D34A-EEBE-48E4-A8AA-754FA4EFECEE}"/>
-      </w:docPartPr>
-      <w:docPartBody>
-        <w:p>
-          <w:pPr>
-            <w:pStyle w:val="E2B95FE377DF4DCDAB01C3F36C772D7D"/>
-          </w:pPr>
-          <w:r>
-            <w:t>STREET ADDRESS, CITY</w:t>
-          </w:r>
-          <w:r>
-            <w:t xml:space="preserve">, STATE </w:t>
-          </w:r>
-          <w:r>
-            <w:t xml:space="preserve"> ZIP CODE</w:t>
-          </w:r>
-        </w:p>
-      </w:docPartBody>
-    </w:docPart>
-    <w:docPart>
-      <w:docPartPr>
-        <w:name w:val="1FD5E2824E5C4735B4BB5AC773B6B16F"/>
-        <w:category>
-          <w:name w:val="General"/>
-          <w:gallery w:val="placeholder"/>
-        </w:category>
-        <w:types>
-          <w:type w:val="bbPlcHdr"/>
-        </w:types>
-        <w:behaviors>
-          <w:behavior w:val="content"/>
-        </w:behaviors>
-        <w:guid w:val="{3400EA53-C145-45B1-B195-23C716C2667A}"/>
-      </w:docPartPr>
-      <w:docPartBody>
-        <w:p>
-          <w:pPr>
-            <w:pStyle w:val="1FD5E2824E5C4735B4BB5AC773B6B16F"/>
-          </w:pPr>
-          <w:r>
-            <w:t>T</w:t>
-          </w:r>
-          <w:r>
-            <w:t>E</w:t>
-          </w:r>
-          <w:r>
-            <w:t>LEPHONE</w:t>
-          </w:r>
-        </w:p>
-      </w:docPartBody>
-    </w:docPart>
-    <w:docPart>
-      <w:docPartPr>
-        <w:name w:val="BE512287639C45DE9C86FCE822EA08F3"/>
-        <w:category>
-          <w:name w:val="General"/>
-          <w:gallery w:val="placeholder"/>
-        </w:category>
-        <w:types>
-          <w:type w:val="bbPlcHdr"/>
-        </w:types>
-        <w:behaviors>
-          <w:behavior w:val="content"/>
-        </w:behaviors>
-        <w:guid w:val="{0B60DC67-EF22-45D2-89C4-6376FAD4CCCA}"/>
-      </w:docPartPr>
-      <w:docPartBody>
-        <w:p>
-          <w:pPr>
-            <w:pStyle w:val="BE512287639C45DE9C86FCE822EA08F3"/>
-          </w:pPr>
-          <w:r>
-            <w:t>WEBSITE</w:t>
-          </w:r>
-        </w:p>
-      </w:docPartBody>
-    </w:docPart>
-    <w:docPart>
-      <w:docPartPr>
-        <w:name w:val="9A0098378E4B470F9E999A77C7786160"/>
-        <w:category>
-          <w:name w:val="General"/>
-          <w:gallery w:val="placeholder"/>
-        </w:category>
-        <w:types>
-          <w:type w:val="bbPlcHdr"/>
-        </w:types>
-        <w:behaviors>
-          <w:behavior w:val="content"/>
-        </w:behaviors>
-        <w:guid w:val="{DD985C10-F676-44A6-BD9C-6B3351C7F89C}"/>
-      </w:docPartPr>
-      <w:docPartBody>
-        <w:p>
-          <w:pPr>
-            <w:pStyle w:val="9A0098378E4B470F9E999A77C77861602"/>
-          </w:pPr>
-          <w:r>
-            <w:rPr>
-              <w:rStyle w:val="Strong"/>
-            </w:rPr>
-            <w:t>To:</w:t>
-          </w:r>
-        </w:p>
-      </w:docPartBody>
-    </w:docPart>
-    <w:docPart>
-      <w:docPartPr>
-        <w:name w:val="D201AED4A9CD4CDF82419781A1DD9C57"/>
-        <w:category>
-          <w:name w:val="General"/>
-          <w:gallery w:val="placeholder"/>
-        </w:category>
-        <w:types>
-          <w:type w:val="bbPlcHdr"/>
-        </w:types>
-        <w:behaviors>
-          <w:behavior w:val="content"/>
-        </w:behaviors>
-        <w:guid w:val="{84B91A8D-8164-4717-8F37-2023047E2B58}"/>
-      </w:docPartPr>
-      <w:docPartBody>
-        <w:p>
-          <w:pPr>
-            <w:pStyle w:val="D201AED4A9CD4CDF82419781A1DD9C572"/>
-          </w:pPr>
-          <w:r>
-            <w:rPr>
-              <w:rStyle w:val="Strong"/>
-            </w:rPr>
-            <w:t>From:</w:t>
-          </w:r>
-        </w:p>
-      </w:docPartBody>
-    </w:docPart>
-    <w:docPart>
-      <w:docPartPr>
-        <w:name w:val="F4CACD3D2FB945AD8118BFC942CBA84B"/>
-        <w:category>
-          <w:name w:val="General"/>
-          <w:gallery w:val="placeholder"/>
-        </w:category>
-        <w:types>
-          <w:type w:val="bbPlcHdr"/>
-        </w:types>
-        <w:behaviors>
-          <w:behavior w:val="content"/>
-        </w:behaviors>
-        <w:guid w:val="{04BA1CED-13F6-40DE-A1F3-165D5ECA8603}"/>
-      </w:docPartPr>
-      <w:docPartBody>
-        <w:p>
-          <w:pPr>
-            <w:pStyle w:val="F4CACD3D2FB945AD8118BFC942CBA84B2"/>
-          </w:pPr>
-          <w:r>
-            <w:rPr>
-              <w:rStyle w:val="Strong"/>
-            </w:rPr>
-            <w:t>CC:</w:t>
-          </w:r>
-        </w:p>
-      </w:docPartBody>
-    </w:docPart>
-    <w:docPart>
-      <w:docPartPr>
-        <w:name w:val="3062191501CA44F6B5593D0E113F1E54"/>
-        <w:category>
-          <w:name w:val="General"/>
-          <w:gallery w:val="placeholder"/>
-        </w:category>
-        <w:types>
-          <w:type w:val="bbPlcHdr"/>
-        </w:types>
-        <w:behaviors>
-          <w:behavior w:val="content"/>
-        </w:behaviors>
-        <w:guid w:val="{90523758-CE26-4E9F-9132-8DBF9FDB3812}"/>
-      </w:docPartPr>
-      <w:docPartBody>
-        <w:p>
-          <w:r>
-            <w:t>Memo</w:t>
-          </w:r>
-        </w:p>
-      </w:docPartBody>
-    </w:docPart>
-  </w:docParts>
-</w:glossaryDocument>
-</file>
-
-<file path=word/glossary/fontTable.xml><?xml version="1.0" encoding="utf-8"?>
-<w:fonts xmlns:mc="http://schemas.openxmlformats.org/markup-compatibility/2006" xmlns:r="http://schemas.openxmlformats.org/officeDocument/2006/relationships" xmlns:w="http://schemas.openxmlformats.org/wordprocessingml/2006/main" xmlns:w14="http://schemas.microsoft.com/office/word/2010/wordml" xmlns:w15="http://schemas.microsoft.com/office/word/2012/wordml" xmlns:w16cid="http://schemas.microsoft.com/office/word/2016/wordml/cid" xmlns:w16se="http://schemas.microsoft.com/office/word/2015/wordml/symex" mc:Ignorable="w14 w15 w16se w16cid">
-  <w:font w:name="Calibri Light">
-    <w:panose1 w:val="020F0302020204030204"/>
-    <w:charset w:val="00"/>
-    <w:family w:val="swiss"/>
-    <w:pitch w:val="variable"/>
-    <w:sig w:usb0="E0002AFF" w:usb1="C000247B" w:usb2="00000009" w:usb3="00000000" w:csb0="000001FF" w:csb1="00000000"/>
-  </w:font>
-  <w:font w:name="MS Mincho">
-    <w:altName w:val="ＭＳ 明朝"/>
-    <w:panose1 w:val="02020609040205080304"/>
-    <w:charset w:val="80"/>
-    <w:family w:val="modern"/>
-    <w:pitch w:val="fixed"/>
-    <w:sig w:usb0="E00002FF" w:usb1="6AC7FDFB" w:usb2="08000012" w:usb3="00000000" w:csb0="0002009F" w:csb1="00000000"/>
-  </w:font>
-  <w:font w:name="Times New Roman">
-    <w:panose1 w:val="02020603050405020304"/>
-    <w:charset w:val="00"/>
-    <w:family w:val="roman"/>
-    <w:pitch w:val="variable"/>
-    <w:sig w:usb0="E0002AFF" w:usb1="C0007843" w:usb2="00000009" w:usb3="00000000" w:csb0="000001FF" w:csb1="00000000"/>
-  </w:font>
-  <w:font w:name="Calibri">
-    <w:panose1 w:val="020F0502020204030204"/>
-    <w:charset w:val="00"/>
-    <w:family w:val="swiss"/>
-    <w:pitch w:val="variable"/>
-    <w:sig w:usb0="E0002AFF" w:usb1="4000ACFF" w:usb2="00000001" w:usb3="00000000" w:csb0="000001FF" w:csb1="00000000"/>
-  </w:font>
-  <w:font w:name="MS Gothic">
-    <w:altName w:val="ＭＳ ゴシック"/>
-    <w:panose1 w:val="020B0609070205080204"/>
-    <w:charset w:val="80"/>
-    <w:family w:val="modern"/>
-    <w:pitch w:val="fixed"/>
-    <w:sig w:usb0="E00002FF" w:usb1="6AC7FDFB" w:usb2="08000012" w:usb3="00000000" w:csb0="0002009F" w:csb1="00000000"/>
-  </w:font>
-  <w:font w:name="Garamond">
-    <w:panose1 w:val="02020404030301010803"/>
-    <w:charset w:val="00"/>
-    <w:family w:val="roman"/>
-    <w:pitch w:val="variable"/>
-    <w:sig w:usb0="00000287" w:usb1="00000000" w:usb2="00000000" w:usb3="00000000" w:csb0="0000009F" w:csb1="00000000"/>
-  </w:font>
-  <w:font w:name="Arial">
-    <w:panose1 w:val="020B0604020202020204"/>
-    <w:charset w:val="00"/>
-    <w:family w:val="swiss"/>
-    <w:pitch w:val="variable"/>
-    <w:sig w:usb0="E0002AFF" w:usb1="C0007843" w:usb2="00000009" w:usb3="00000000" w:csb0="000001FF" w:csb1="00000000"/>
-  </w:font>
-</w:fonts>
-</file>
-
-<file path=word/glossary/settings.xml><?xml version="1.0" encoding="utf-8"?>
-<w:settings xmlns:mc="http://schemas.openxmlformats.org/markup-compatibility/2006" xmlns:o="urn:schemas-microsoft-com:office:office" xmlns:r="http://schemas.openxmlformats.org/officeDocument/2006/relationships" xmlns:m="http://schemas.openxmlformats.org/officeDocument/2006/math" xmlns:v="urn:schemas-microsoft-com:vml" xmlns:w10="urn:schemas-microsoft-com:office:word" xmlns:w="http://schemas.openxmlformats.org/wordprocessingml/2006/main" xmlns:w14="http://schemas.microsoft.com/office/word/2010/wordml" xmlns:w15="http://schemas.microsoft.com/office/word/2012/wordml" xmlns:w16cid="http://schemas.microsoft.com/office/word/2016/wordml/cid" xmlns:w16se="http://schemas.microsoft.com/office/word/2015/wordml/symex" xmlns:sl="http://schemas.openxmlformats.org/schemaLibrary/2006/main" mc:Ignorable="w14 w15 w16se w16cid">
-  <w:view w:val="normal"/>
-  <w:defaultTabStop w:val="720"/>
-  <w:characterSpacingControl w:val="doNotCompress"/>
-  <w:compat>
-    <w:useFELayout/>
-    <w:compatSetting w:name="compatibilityMode" w:uri="http://schemas.microsoft.com/office/word" w:val="15"/>
-    <w:compatSetting w:name="overrideTableStyleFontSizeAndJustification" w:uri="http://schemas.microsoft.com/office/word" w:val="1"/>
-    <w:compatSetting w:name="enableOpenTypeFeatures" w:uri="http://schemas.microsoft.com/office/word" w:val="1"/>
-    <w:compatSetting w:name="doNotFlipMirrorIndents" w:uri="http://schemas.microsoft.com/office/word" w:val="1"/>
-    <w:compatSetting w:name="differentiateMultirowTableHeaders" w:uri="http://schemas.microsoft.com/office/word" w:val="1"/>
-    <w:compatSetting w:name="useWord2013TrackBottomHyphenation" w:uri="http://schemas.microsoft.com/office/word" w:val="0"/>
-  </w:compat>
-  <w:rsids>
-    <w:rsidRoot w:val="007E0175"/>
-    <w:rsid w:val="00116D1A"/>
-    <w:rsid w:val="001D244F"/>
-    <w:rsid w:val="00666106"/>
-    <w:rsid w:val="007C3E42"/>
-    <w:rsid w:val="007E0175"/>
-    <w:rsid w:val="00A02D00"/>
-    <w:rsid w:val="00CE7491"/>
-    <w:rsid w:val="00F12F21"/>
-  </w:rsids>
-  <m:mathPr>
-    <m:mathFont m:val="Cambria Math"/>
-    <m:brkBin m:val="before"/>
-    <m:brkBinSub m:val="--"/>
-    <m:smallFrac m:val="0"/>
-    <m:dispDef/>
-    <m:lMargin m:val="0"/>
-    <m:rMargin m:val="0"/>
-    <m:defJc m:val="centerGroup"/>
-    <m:wrapIndent m:val="1440"/>
-    <m:intLim m:val="subSup"/>
-    <m:naryLim m:val="undOvr"/>
-  </m:mathPr>
-  <w:themeFontLang w:val="en-US" w:bidi="ar-SA"/>
-  <w:clrSchemeMapping w:bg1="light1" w:t1="dark1" w:bg2="light2" w:t2="dark2" w:accent1="accent1" w:accent2="accent2" w:accent3="accent3" w:accent4="accent4" w:accent5="accent5" w:accent6="accent6" w:hyperlink="hyperlink" w:followedHyperlink="followedHyperlink"/>
-  <w:decimalSymbol w:val="."/>
-  <w:listSeparator w:val=","/>
-  <w15:chartTrackingRefBased/>
-</w:settings>
-</file>
-
-<file path=word/glossary/styles.xml><?xml version="1.0" encoding="utf-8"?>
-<w:styles xmlns:mc="http://schemas.openxmlformats.org/markup-compatibility/2006" xmlns:r="http://schemas.openxmlformats.org/officeDocument/2006/relationships" xmlns:w="http://schemas.openxmlformats.org/wordprocessingml/2006/main" xmlns:w14="http://schemas.microsoft.com/office/word/2010/wordml" xmlns:w15="http://schemas.microsoft.com/office/word/2012/wordml" xmlns:w16cid="http://schemas.microsoft.com/office/word/2016/wordml/cid" xmlns:w16se="http://schemas.microsoft.com/office/word/2015/wordml/symex" mc:Ignorable="w14 w15 w16se w16cid">
-  <w:docDefaults>
-    <w:rPrDefault>
-      <w:rPr>
-        <w:rFonts w:asciiTheme="minorHAnsi" w:eastAsiaTheme="minorEastAsia" w:hAnsiTheme="minorHAnsi" w:cstheme="minorBidi"/>
-        <w:sz w:val="22"/>
-        <w:szCs w:val="22"/>
-        <w:lang w:val="en-US" w:eastAsia="en-US" w:bidi="ar-SA"/>
-      </w:rPr>
-    </w:rPrDefault>
-    <w:pPrDefault>
-      <w:pPr>
-        <w:spacing w:after="160" w:line="259" w:lineRule="auto"/>
-      </w:pPr>
-    </w:pPrDefault>
-  </w:docDefaults>
-  <w:latentStyles w:defLockedState="0" w:defUIPriority="99" w:defSemiHidden="0" w:defUnhideWhenUsed="0" w:defQFormat="0" w:count="376">
-    <w:lsdException w:name="Normal" w:uiPriority="0" w:qFormat="1"/>
-    <w:lsdException w:name="heading 1" w:uiPriority="9" w:qFormat="1"/>
-    <w:lsdException w:name="heading 2" w:semiHidden="1" w:uiPriority="9" w:unhideWhenUsed="1" w:qFormat="1"/>
-    <w:lsdException w:name="heading 3" w:semiHidden="1" w:uiPriority="9" w:unhideWhenUsed="1" w:qFormat="1"/>
-    <w:lsdException w:name="heading 4" w:semiHidden="1" w:uiPriority="9" w:unhideWhenUsed="1" w:qFormat="1"/>
-    <w:lsdException w:name="heading 5" w:semiHidden="1" w:uiPriority="9" w:unhideWhenUsed="1" w:qFormat="1"/>
-    <w:lsdException w:name="heading 6" w:semiHidden="1" w:uiPriority="9" w:unhideWhenUsed="1" w:qFormat="1"/>
-    <w:lsdException w:name="heading 7" w:semiHidden="1" w:uiPriority="9" w:unhideWhenUsed="1" w:qFormat="1"/>
-    <w:lsdException w:name="heading 8" w:semiHidden="1" w:uiPriority="9" w:unhideWhenUsed="1" w:qFormat="1"/>
-    <w:lsdException w:name="heading 9" w:semiHidden="1" w:uiPriority="9" w:unhideWhenUsed="1" w:qFormat="1"/>
-    <w:lsdException w:name="index 1" w:semiHidden="1" w:unhideWhenUsed="1"/>
-    <w:lsdException w:name="index 2" w:semiHidden="1" w:unhideWhenUsed="1"/>
-    <w:lsdException w:name="index 3" w:semiHidden="1" w:unhideWhenUsed="1"/>
-    <w:lsdException w:name="index 4" w:semiHidden="1" w:unhideWhenUsed="1"/>
-    <w:lsdException w:name="index 5" w:semiHidden="1" w:unhideWhenUsed="1"/>
-    <w:lsdException w:name="index 6" w:semiHidden="1" w:unhideWhenUsed="1"/>
-    <w:lsdException w:name="index 7" w:semiHidden="1" w:unhideWhenUsed="1"/>
-    <w:lsdException w:name="index 8" w:semiHidden="1" w:unhideWhenUsed="1"/>
-    <w:lsdException w:name="index 9" w:semiHidden="1" w:unhideWhenUsed="1"/>
-    <w:lsdException w:name="toc 1" w:semiHidden="1" w:uiPriority="39" w:unhideWhenUsed="1"/>
-    <w:lsdException w:name="toc 2" w:semiHidden="1" w:uiPriority="39" w:unhideWhenUsed="1"/>
-    <w:lsdException w:name="toc 3" w:semiHidden="1" w:uiPriority="39" w:unhideWhenUsed="1"/>
-    <w:lsdException w:name="toc 4" w:semiHidden="1" w:uiPriority="39" w:unhideWhenUsed="1"/>
-    <w:lsdException w:name="toc 5" w:semiHidden="1" w:uiPriority="39" w:unhideWhenUsed="1"/>
-    <w:lsdException w:name="toc 6" w:semiHidden="1" w:uiPriority="39" w:unhideWhenUsed="1"/>
-    <w:lsdException w:name="toc 7" w:semiHidden="1" w:uiPriority="39" w:unhideWhenUsed="1"/>
-    <w:lsdException w:name="toc 8" w:semiHidden="1" w:uiPriority="39" w:unhideWhenUsed="1"/>
-    <w:lsdException w:name="toc 9" w:semiHidden="1" w:uiPriority="39" w:unhideWhenUsed="1"/>
-    <w:lsdException w:name="Normal Indent" w:semiHidden="1" w:unhideWhenUsed="1"/>
-    <w:lsdException w:name="footnote text" w:semiHidden="1" w:unhideWhenUsed="1"/>
-    <w:lsdException w:name="annotation text" w:semiHidden="1" w:unhideWhenUsed="1"/>
-    <w:lsdException w:name="header" w:semiHidden="1" w:unhideWhenUsed="1"/>
-    <w:lsdException w:name="footer" w:semiHidden="1" w:unhideWhenUsed="1"/>
-    <w:lsdException w:name="index heading" w:semiHidden="1" w:unhideWhenUsed="1"/>
-    <w:lsdException w:name="caption" w:semiHidden="1" w:uiPriority="35" w:unhideWhenUsed="1" w:qFormat="1"/>
-    <w:lsdException w:name="table of figures" w:semiHidden="1" w:unhideWhenUsed="1"/>
-    <w:lsdException w:name="envelope address" w:semiHidden="1" w:unhideWhenUsed="1"/>
-    <w:lsdException w:name="envelope return" w:semiHidden="1" w:unhideWhenUsed="1"/>
-    <w:lsdException w:name="footnote reference" w:semiHidden="1" w:unhideWhenUsed="1"/>
-    <w:lsdException w:name="annotation reference" w:semiHidden="1" w:unhideWhenUsed="1"/>
-    <w:lsdException w:name="line number" w:semiHidden="1" w:unhideWhenUsed="1"/>
-    <w:lsdException w:name="page number" w:semiHidden="1" w:unhideWhenUsed="1"/>
-    <w:lsdException w:name="endnote reference" w:semiHidden="1" w:unhideWhenUsed="1"/>
-    <w:lsdException w:name="endnote text" w:semiHidden="1" w:unhideWhenUsed="1"/>
-    <w:lsdException w:name="table of authorities" w:semiHidden="1" w:unhideWhenUsed="1"/>
-    <w:lsdException w:name="macro" w:semiHidden="1" w:unhideWhenUsed="1"/>
-    <w:lsdException w:name="toa heading" w:semiHidden="1" w:unhideWhenUsed="1"/>
-    <w:lsdException w:name="List" w:semiHidden="1" w:unhideWhenUsed="1"/>
-    <w:lsdException w:name="List Bullet" w:semiHidden="1" w:unhideWhenUsed="1"/>
-    <w:lsdException w:name="List Number" w:semiHidden="1" w:unhideWhenUsed="1"/>
-    <w:lsdException w:name="List 2" w:semiHidden="1" w:unhideWhenUsed="1"/>
-    <w:lsdException w:name="List 3" w:semiHidden="1" w:unhideWhenUsed="1"/>
-    <w:lsdException w:name="List 4" w:semiHidden="1" w:unhideWhenUsed="1"/>
-    <w:lsdException w:name="List 5" w:semiHidden="1" w:unhideWhenUsed="1"/>
-    <w:lsdException w:name="List Bullet 2" w:semiHidden="1" w:unhideWhenUsed="1"/>
-    <w:lsdException w:name="List Bullet 3" w:semiHidden="1" w:unhideWhenUsed="1"/>
-    <w:lsdException w:name="List Bullet 4" w:semiHidden="1" w:unhideWhenUsed="1"/>
-    <w:lsdException w:name="List Bullet 5" w:semiHidden="1" w:unhideWhenUsed="1"/>
-    <w:lsdException w:name="List Number 2" w:semiHidden="1" w:unhideWhenUsed="1"/>
-    <w:lsdException w:name="List Number 3" w:semiHidden="1" w:unhideWhenUsed="1"/>
-    <w:lsdException w:name="List Number 4" w:semiHidden="1" w:unhideWhenUsed="1"/>
-    <w:lsdException w:name="List Number 5" w:semiHidden="1" w:unhideWhenUsed="1"/>
-    <w:lsdException w:name="Title" w:uiPriority="10" w:qFormat="1"/>
-    <w:lsdException w:name="Closing" w:semiHidden="1" w:unhideWhenUsed="1"/>
-    <w:lsdException w:name="Signature" w:semiHidden="1" w:unhideWhenUsed="1"/>
-    <w:lsdException w:name="Default Paragraph Font" w:semiHidden="1" w:uiPriority="1" w:unhideWhenUsed="1"/>
-    <w:lsdException w:name="Body Text" w:semiHidden="1" w:unhideWhenUsed="1"/>
-    <w:lsdException w:name="Body Text Indent" w:semiHidden="1" w:unhideWhenUsed="1"/>
-    <w:lsdException w:name="List Continue" w:semiHidden="1" w:unhideWhenUsed="1"/>
-    <w:lsdException w:name="List Continue 2" w:semiHidden="1" w:unhideWhenUsed="1"/>
-    <w:lsdException w:name="List Continue 3" w:semiHidden="1" w:unhideWhenUsed="1"/>
-    <w:lsdException w:name="List Continue 4" w:semiHidden="1" w:unhideWhenUsed="1"/>
-    <w:lsdException w:name="List Continue 5" w:semiHidden="1" w:unhideWhenUsed="1"/>
-    <w:lsdException w:name="Message Header" w:semiHidden="1" w:unhideWhenUsed="1"/>
-    <w:lsdException w:name="Subtitle" w:uiPriority="11" w:qFormat="1"/>
-    <w:lsdException w:name="Salutation" w:semiHidden="1" w:uiPriority="4" w:unhideWhenUsed="1" w:qFormat="1"/>
-    <w:lsdException w:name="Date" w:semiHidden="1" w:unhideWhenUsed="1"/>
-    <w:lsdException w:name="Body Text First Indent" w:semiHidden="1" w:unhideWhenUsed="1"/>
-    <w:lsdException w:name="Body Text First Indent 2" w:semiHidden="1" w:unhideWhenUsed="1"/>
-    <w:lsdException w:name="Note Heading" w:semiHidden="1" w:unhideWhenUsed="1"/>
-    <w:lsdException w:name="Body Text 2" w:semiHidden="1" w:unhideWhenUsed="1"/>
-    <w:lsdException w:name="Body Text 3" w:semiHidden="1" w:unhideWhenUsed="1"/>
-    <w:lsdException w:name="Body Text Indent 2" w:semiHidden="1" w:unhideWhenUsed="1"/>
-    <w:lsdException w:name="Body Text Indent 3" w:semiHidden="1" w:unhideWhenUsed="1"/>
-    <w:lsdException w:name="Block Text" w:semiHidden="1" w:unhideWhenUsed="1"/>
-    <w:lsdException w:name="Hyperlink" w:semiHidden="1" w:unhideWhenUsed="1"/>
-    <w:lsdException w:name="FollowedHyperlink" w:semiHidden="1" w:unhideWhenUsed="1"/>
-    <w:lsdException w:name="Strong" w:uiPriority="22" w:qFormat="1"/>
-    <w:lsdException w:name="Emphasis" w:uiPriority="20" w:qFormat="1"/>
-    <w:lsdException w:name="Document Map" w:semiHidden="1" w:unhideWhenUsed="1"/>
-    <w:lsdException w:name="Plain Text" w:semiHidden="1" w:unhideWhenUsed="1"/>
-    <w:lsdException w:name="E-mail Signature" w:semiHidden="1" w:unhideWhenUsed="1"/>
-    <w:lsdException w:name="HTML Top of Form" w:semiHidden="1" w:unhideWhenUsed="1"/>
-    <w:lsdException w:name="HTML Bottom of Form" w:semiHidden="1" w:unhideWhenUsed="1"/>
-    <w:lsdException w:name="Normal (Web)" w:semiHidden="1" w:unhideWhenUsed="1"/>
-    <w:lsdException w:name="HTML Acronym" w:semiHidden="1" w:unhideWhenUsed="1"/>
-    <w:lsdException w:name="HTML Address" w:semiHidden="1" w:unhideWhenUsed="1"/>
-    <w:lsdException w:name="HTML Cite" w:semiHidden="1" w:unhideWhenUsed="1"/>
-    <w:lsdException w:name="HTML Code" w:semiHidden="1" w:unhideWhenUsed="1"/>
-    <w:lsdException w:name="HTML Definition" w:semiHidden="1" w:unhideWhenUsed="1"/>
-    <w:lsdException w:name="HTML Keyboard" w:semiHidden="1" w:unhideWhenUsed="1"/>
-    <w:lsdException w:name="HTML Preformatted" w:semiHidden="1" w:unhideWhenUsed="1"/>
-    <w:lsdException w:name="HTML Sample" w:semiHidden="1" w:unhideWhenUsed="1"/>
-    <w:lsdException w:name="HTML Typewriter" w:semiHidden="1" w:unhideWhenUsed="1"/>
-    <w:lsdException w:name="HTML Variable" w:semiHidden="1" w:unhideWhenUsed="1"/>
-    <w:lsdException w:name="Normal Table" w:semiHidden="1" w:unhideWhenUsed="1"/>
-    <w:lsdException w:name="annotation subject" w:semiHidden="1" w:unhideWhenUsed="1"/>
-    <w:lsdException w:name="No List" w:semiHidden="1" w:unhideWhenUsed="1"/>
-    <w:lsdException w:name="Outline List 1" w:semiHidden="1" w:unhideWhenUsed="1"/>
-    <w:lsdException w:name="Outline List 2" w:semiHidden="1" w:unhideWhenUsed="1"/>
-    <w:lsdException w:name="Outline List 3" w:semiHidden="1" w:unhideWhenUsed="1"/>
-    <w:lsdException w:name="Table Simple 1" w:semiHidden="1" w:unhideWhenUsed="1"/>
-    <w:lsdException w:name="Table Simple 2" w:semiHidden="1" w:unhideWhenUsed="1"/>
-    <w:lsdException w:name="Table Simple 3" w:semiHidden="1" w:unhideWhenUsed="1"/>
-    <w:lsdException w:name="Table Classic 1" w:semiHidden="1" w:unhideWhenUsed="1"/>
-    <w:lsdException w:name="Table Classic 2" w:semiHidden="1" w:unhideWhenUsed="1"/>
-    <w:lsdException w:name="Table Classic 3" w:semiHidden="1" w:unhideWhenUsed="1"/>
-    <w:lsdException w:name="Table Classic 4" w:semiHidden="1" w:unhideWhenUsed="1"/>
-    <w:lsdException w:name="Table Colorful 1" w:semiHidden="1" w:unhideWhenUsed="1"/>
-    <w:lsdException w:name="Table Colorful 2" w:semiHidden="1" w:unhideWhenUsed="1"/>
-    <w:lsdException w:name="Table Colorful 3" w:semiHidden="1" w:unhideWhenUsed="1"/>
-    <w:lsdException w:name="Table Columns 1" w:semiHidden="1" w:unhideWhenUsed="1"/>
-    <w:lsdException w:name="Table Columns 2" w:semiHidden="1" w:unhideWhenUsed="1"/>
-    <w:lsdException w:name="Table Columns 3" w:semiHidden="1" w:unhideWhenUsed="1"/>
-    <w:lsdException w:name="Table Columns 4" w:semiHidden="1" w:unhideWhenUsed="1"/>
-    <w:lsdException w:name="Table Columns 5" w:semiHidden="1" w:unhideWhenUsed="1"/>
-    <w:lsdException w:name="Table Grid 1" w:semiHidden="1" w:unhideWhenUsed="1"/>
-    <w:lsdException w:name="Table Grid 2" w:semiHidden="1" w:unhideWhenUsed="1"/>
-    <w:lsdException w:name="Table Grid 3" w:semiHidden="1" w:unhideWhenUsed="1"/>
-    <w:lsdException w:name="Table Grid 4" w:semiHidden="1" w:unhideWhenUsed="1"/>
-    <w:lsdException w:name="Table Grid 5" w:semiHidden="1" w:unhideWhenUsed="1"/>
-    <w:lsdException w:name="Table Grid 6" w:semiHidden="1" w:unhideWhenUsed="1"/>
-    <w:lsdException w:name="Table Grid 7" w:semiHidden="1" w:unhideWhenUsed="1"/>
-    <w:lsdException w:name="Table Grid 8" w:semiHidden="1" w:unhideWhenUsed="1"/>
-    <w:lsdException w:name="Table List 1" w:semiHidden="1" w:unhideWhenUsed="1"/>
-    <w:lsdException w:name="Table List 2" w:semiHidden="1" w:unhideWhenUsed="1"/>
-    <w:lsdException w:name="Table List 3" w:semiHidden="1" w:unhideWhenUsed="1"/>
-    <w:lsdException w:name="Table List 4" w:semiHidden="1" w:unhideWhenUsed="1"/>
-    <w:lsdException w:name="Table List 5" w:semiHidden="1" w:unhideWhenUsed="1"/>
-    <w:lsdException w:name="Table List 6" w:semiHidden="1" w:unhideWhenUsed="1"/>
-    <w:lsdException w:name="Table List 7" w:semiHidden="1" w:unhideWhenUsed="1"/>
-    <w:lsdException w:name="Table List 8" w:semiHidden="1" w:unhideWhenUsed="1"/>
-    <w:lsdException w:name="Table 3D effects 1" w:semiHidden="1" w:unhideWhenUsed="1"/>
-    <w:lsdException w:name="Table 3D effects 2" w:semiHidden="1" w:unhideWhenUsed="1"/>
-    <w:lsdException w:name="Table 3D effects 3" w:semiHidden="1" w:unhideWhenUsed="1"/>
-    <w:lsdException w:name="Table Contemporary" w:semiHidden="1" w:unhideWhenUsed="1"/>
-    <w:lsdException w:name="Table Elegant" w:semiHidden="1" w:unhideWhenUsed="1"/>
-    <w:lsdException w:name="Table Professional" w:semiHidden="1" w:unhideWhenUsed="1"/>
-    <w:lsdException w:name="Table Subtle 1" w:semiHidden="1" w:unhideWhenUsed="1"/>
-    <w:lsdException w:name="Table Subtle 2" w:semiHidden="1" w:unhideWhenUsed="1"/>
-    <w:lsdException w:name="Table Web 1" w:semiHidden="1" w:unhideWhenUsed="1"/>
-    <w:lsdException w:name="Table Web 2" w:semiHidden="1" w:unhideWhenUsed="1"/>
-    <w:lsdException w:name="Table Web 3" w:semiHidden="1" w:unhideWhenUsed="1"/>
-    <w:lsdException w:name="Balloon Text" w:semiHidden="1" w:unhideWhenUsed="1"/>
-    <w:lsdException w:name="Table Grid" w:uiPriority="39"/>
-    <w:lsdException w:name="Table Theme" w:semiHidden="1" w:unhideWhenUsed="1"/>
-    <w:lsdException w:name="Placeholder Text" w:semiHidden="1"/>
-    <w:lsdException w:name="No Spacing" w:uiPriority="1" w:qFormat="1"/>
-    <w:lsdException w:name="Light Shading" w:uiPriority="60"/>
-    <w:lsdException w:name="Light List" w:uiPriority="61"/>
-    <w:lsdException w:name="Light Grid" w:uiPriority="62"/>
-    <w:lsdException w:name="Medium Shading 1" w:uiPriority="63"/>
-    <w:lsdException w:name="Medium Shading 2" w:uiPriority="64"/>
-    <w:lsdException w:name="Medium List 1" w:uiPriority="65"/>
-    <w:lsdException w:name="Medium List 2" w:uiPriority="66"/>
-    <w:lsdException w:name="Medium Grid 1" w:uiPriority="67"/>
-    <w:lsdException w:name="Medium Grid 2" w:uiPriority="68"/>
-    <w:lsdException w:name="Medium Grid 3" w:uiPriority="69"/>
-    <w:lsdException w:name="Dark List" w:uiPriority="70"/>
-    <w:lsdException w:name="Colorful Shading" w:uiPriority="71"/>
-    <w:lsdException w:name="Colorful List" w:uiPriority="72"/>
-    <w:lsdException w:name="Colorful Grid" w:uiPriority="73"/>
-    <w:lsdException w:name="Light Shading Accent 1" w:uiPriority="60"/>
-    <w:lsdException w:name="Light List Accent 1" w:uiPriority="61"/>
-    <w:lsdException w:name="Light Grid Accent 1" w:uiPriority="62"/>
-    <w:lsdException w:name="Medium Shading 1 Accent 1" w:uiPriority="63"/>
-    <w:lsdException w:name="Medium Shading 2 Accent 1" w:uiPriority="64"/>
-    <w:lsdException w:name="Medium List 1 Accent 1" w:uiPriority="65"/>
-    <w:lsdException w:name="Revision" w:semiHidden="1"/>
-    <w:lsdException w:name="List Paragraph" w:uiPriority="34" w:qFormat="1"/>
-    <w:lsdException w:name="Quote" w:uiPriority="29" w:qFormat="1"/>
-    <w:lsdException w:name="Intense Quote" w:uiPriority="30" w:qFormat="1"/>
-    <w:lsdException w:name="Medium List 2 Accent 1" w:uiPriority="66"/>
-    <w:lsdException w:name="Medium Grid 1 Accent 1" w:uiPriority="67"/>
-    <w:lsdException w:name="Medium Grid 2 Accent 1" w:uiPriority="68"/>
-    <w:lsdException w:name="Medium Grid 3 Accent 1" w:uiPriority="69"/>
-    <w:lsdException w:name="Dark List Accent 1" w:uiPriority="70"/>
-    <w:lsdException w:name="Colorful Shading Accent 1" w:uiPriority="71"/>
-    <w:lsdException w:name="Colorful List Accent 1" w:uiPriority="72"/>
-    <w:lsdException w:name="Colorful Grid Accent 1" w:uiPriority="73"/>
-    <w:lsdException w:name="Light Shading Accent 2" w:uiPriority="60"/>
-    <w:lsdException w:name="Light List Accent 2" w:uiPriority="61"/>
-    <w:lsdException w:name="Light Grid Accent 2" w:uiPriority="62"/>
-    <w:lsdException w:name="Medium Shading 1 Accent 2" w:uiPriority="63"/>
-    <w:lsdException w:name="Medium Shading 2 Accent 2" w:uiPriority="64"/>
-    <w:lsdException w:name="Medium List 1 Accent 2" w:uiPriority="65"/>
-    <w:lsdException w:name="Medium List 2 Accent 2" w:uiPriority="66"/>
-    <w:lsdException w:name="Medium Grid 1 Accent 2" w:uiPriority="67"/>
-    <w:lsdException w:name="Medium Grid 2 Accent 2" w:uiPriority="68"/>
-    <w:lsdException w:name="Medium Grid 3 Accent 2" w:uiPriority="69"/>
-    <w:lsdException w:name="Dark List Accent 2" w:uiPriority="70"/>
-    <w:lsdException w:name="Colorful Shading Accent 2" w:uiPriority="71"/>
-    <w:lsdException w:name="Colorful List Accent 2" w:uiPriority="72"/>
-    <w:lsdException w:name="Colorful Grid Accent 2" w:uiPriority="73"/>
-    <w:lsdException w:name="Light Shading Accent 3" w:uiPriority="60"/>
-    <w:lsdException w:name="Light List Accent 3" w:uiPriority="61"/>
-    <w:lsdException w:name="Light Grid Accent 3" w:uiPriority="62"/>
-    <w:lsdException w:name="Medium Shading 1 Accent 3" w:uiPriority="63"/>
-    <w:lsdException w:name="Medium Shading 2 Accent 3" w:uiPriority="64"/>
-    <w:lsdException w:name="Medium List 1 Accent 3" w:uiPriority="65"/>
-    <w:lsdException w:name="Medium List 2 Accent 3" w:uiPriority="66"/>
-    <w:lsdException w:name="Medium Grid 1 Accent 3" w:uiPriority="67"/>
-    <w:lsdException w:name="Medium Grid 2 Accent 3" w:uiPriority="68"/>
-    <w:lsdException w:name="Medium Grid 3 Accent 3" w:uiPriority="69"/>
-    <w:lsdException w:name="Dark List Accent 3" w:uiPriority="70"/>
-    <w:lsdException w:name="Colorful Shading Accent 3" w:uiPriority="71"/>
-    <w:lsdException w:name="Colorful List Accent 3" w:uiPriority="72"/>
-    <w:lsdException w:name="Colorful Grid Accent 3" w:uiPriority="73"/>
-    <w:lsdException w:name="Light Shading Accent 4" w:uiPriority="60"/>
-    <w:lsdException w:name="Light List Accent 4" w:uiPriority="61"/>
-    <w:lsdException w:name="Light Grid Accent 4" w:uiPriority="62"/>
-    <w:lsdException w:name="Medium Shading 1 Accent 4" w:uiPriority="63"/>
-    <w:lsdException w:name="Medium Shading 2 Accent 4" w:uiPriority="64"/>
-    <w:lsdException w:name="Medium List 1 Accent 4" w:uiPriority="65"/>
-    <w:lsdException w:name="Medium List 2 Accent 4" w:uiPriority="66"/>
-    <w:lsdException w:name="Medium Grid 1 Accent 4" w:uiPriority="67"/>
-    <w:lsdException w:name="Medium Grid 2 Accent 4" w:uiPriority="68"/>
-    <w:lsdException w:name="Medium Grid 3 Accent 4" w:uiPriority="69"/>
-    <w:lsdException w:name="Dark List Accent 4" w:uiPriority="70"/>
-    <w:lsdException w:name="Colorful Shading Accent 4" w:uiPriority="71"/>
-    <w:lsdException w:name="Colorful List Accent 4" w:uiPriority="72"/>
-    <w:lsdException w:name="Colorful Grid Accent 4" w:uiPriority="73"/>
-    <w:lsdException w:name="Light Shading Accent 5" w:uiPriority="60"/>
-    <w:lsdException w:name="Light List Accent 5" w:uiPriority="61"/>
-    <w:lsdException w:name="Light Grid Accent 5" w:uiPriority="62"/>
-    <w:lsdException w:name="Medium Shading 1 Accent 5" w:uiPriority="63"/>
-    <w:lsdException w:name="Medium Shading 2 Accent 5" w:uiPriority="64"/>
-    <w:lsdException w:name="Medium List 1 Accent 5" w:uiPriority="65"/>
-    <w:lsdException w:name="Medium List 2 Accent 5" w:uiPriority="66"/>
-    <w:lsdException w:name="Medium Grid 1 Accent 5" w:uiPriority="67"/>
-    <w:lsdException w:name="Medium Grid 2 Accent 5" w:uiPriority="68"/>
-    <w:lsdException w:name="Medium Grid 3 Accent 5" w:uiPriority="69"/>
-    <w:lsdException w:name="Dark List Accent 5" w:uiPriority="70"/>
-    <w:lsdException w:name="Colorful Shading Accent 5" w:uiPriority="71"/>
-    <w:lsdException w:name="Colorful List Accent 5" w:uiPriority="72"/>
-    <w:lsdException w:name="Colorful Grid Accent 5" w:uiPriority="73"/>
-    <w:lsdException w:name="Light Shading Accent 6" w:uiPriority="60"/>
-    <w:lsdException w:name="Light List Accent 6" w:uiPriority="61"/>
-    <w:lsdException w:name="Light Grid Accent 6" w:uiPriority="62"/>
-    <w:lsdException w:name="Medium Shading 1 Accent 6" w:uiPriority="63"/>
-    <w:lsdException w:name="Medium Shading 2 Accent 6" w:uiPriority="64"/>
-    <w:lsdException w:name="Medium List 1 Accent 6" w:uiPriority="65"/>
-    <w:lsdException w:name="Medium List 2 Accent 6" w:uiPriority="66"/>
-    <w:lsdException w:name="Medium Grid 1 Accent 6" w:uiPriority="67"/>
-    <w:lsdException w:name="Medium Grid 2 Accent 6" w:uiPriority="68"/>
-    <w:lsdException w:name="Medium Grid 3 Accent 6" w:uiPriority="69"/>
-    <w:lsdException w:name="Dark List Accent 6" w:uiPriority="70"/>
-    <w:lsdException w:name="Colorful Shading Accent 6" w:uiPriority="71"/>
-    <w:lsdException w:name="Colorful List Accent 6" w:uiPriority="72"/>
-    <w:lsdException w:name="Colorful Grid Accent 6" w:uiPriority="73"/>
-    <w:lsdException w:name="Subtle Emphasis" w:uiPriority="19" w:qFormat="1"/>
-    <w:lsdException w:name="Intense Emphasis" w:uiPriority="21" w:qFormat="1"/>
-    <w:lsdException w:name="Subtle Reference" w:uiPriority="31" w:qFormat="1"/>
-    <w:lsdException w:name="Intense Reference" w:uiPriority="32" w:qFormat="1"/>
-    <w:lsdException w:name="Book Title" w:uiPriority="33" w:qFormat="1"/>
-    <w:lsdException w:name="Bibliography" w:semiHidden="1" w:uiPriority="37" w:unhideWhenUsed="1"/>
-    <w:lsdException w:name="TOC Heading" w:semiHidden="1" w:uiPriority="39" w:unhideWhenUsed="1" w:qFormat="1"/>
-    <w:lsdException w:name="Plain Table 1" w:uiPriority="41"/>
-    <w:lsdException w:name="Plain Table 2" w:uiPriority="42"/>
-    <w:lsdException w:name="Plain Table 3" w:uiPriority="43"/>
-    <w:lsdException w:name="Plain Table 4" w:uiPriority="44"/>
-    <w:lsdException w:name="Plain Table 5" w:uiPriority="45"/>
-    <w:lsdException w:name="Grid Table Light" w:uiPriority="40"/>
-    <w:lsdException w:name="Grid Table 1 Light" w:uiPriority="46"/>
-    <w:lsdException w:name="Grid Table 2" w:uiPriority="47"/>
-    <w:lsdException w:name="Grid Table 3" w:uiPriority="48"/>
-    <w:lsdException w:name="Grid Table 4" w:uiPriority="49"/>
-    <w:lsdException w:name="Grid Table 5 Dark" w:uiPriority="50"/>
-    <w:lsdException w:name="Grid Table 6 Colorful" w:uiPriority="51"/>
-    <w:lsdException w:name="Grid Table 7 Colorful" w:uiPriority="52"/>
-    <w:lsdException w:name="Grid Table 1 Light Accent 1" w:uiPriority="46"/>
-    <w:lsdException w:name="Grid Table 2 Accent 1" w:uiPriority="47"/>
-    <w:lsdException w:name="Grid Table 3 Accent 1" w:uiPriority="48"/>
-    <w:lsdException w:name="Grid Table 4 Accent 1" w:uiPriority="49"/>
-    <w:lsdException w:name="Grid Table 5 Dark Accent 1" w:uiPriority="50"/>
-    <w:lsdException w:name="Grid Table 6 Colorful Accent 1" w:uiPriority="51"/>
-    <w:lsdException w:name="Grid Table 7 Colorful Accent 1" w:uiPriority="52"/>
-    <w:lsdException w:name="Grid Table 1 Light Accent 2" w:uiPriority="46"/>
-    <w:lsdException w:name="Grid Table 2 Accent 2" w:uiPriority="47"/>
-    <w:lsdException w:name="Grid Table 3 Accent 2" w:uiPriority="48"/>
-    <w:lsdException w:name="Grid Table 4 Accent 2" w:uiPriority="49"/>
-    <w:lsdException w:name="Grid Table 5 Dark Accent 2" w:uiPriority="50"/>
-    <w:lsdException w:name="Grid Table 6 Colorful Accent 2" w:uiPriority="51"/>
-    <w:lsdException w:name="Grid Table 7 Colorful Accent 2" w:uiPriority="52"/>
-    <w:lsdException w:name="Grid Table 1 Light Accent 3" w:uiPriority="46"/>
-    <w:lsdException w:name="Grid Table 2 Accent 3" w:uiPriority="47"/>
-    <w:lsdException w:name="Grid Table 3 Accent 3" w:uiPriority="48"/>
-    <w:lsdException w:name="Grid Table 4 Accent 3" w:uiPriority="49"/>
-    <w:lsdException w:name="Grid Table 5 Dark Accent 3" w:uiPriority="50"/>
-    <w:lsdException w:name="Grid Table 6 Colorful Accent 3" w:uiPriority="51"/>
-    <w:lsdException w:name="Grid Table 7 Colorful Accent 3" w:uiPriority="52"/>
-    <w:lsdException w:name="Grid Table 1 Light Accent 4" w:uiPriority="46"/>
-    <w:lsdException w:name="Grid Table 2 Accent 4" w:uiPriority="47"/>
-    <w:lsdException w:name="Grid Table 3 Accent 4" w:uiPriority="48"/>
-    <w:lsdException w:name="Grid Table 4 Accent 4" w:uiPriority="49"/>
-    <w:lsdException w:name="Grid Table 5 Dark Accent 4" w:uiPriority="50"/>
-    <w:lsdException w:name="Grid Table 6 Colorful Accent 4" w:uiPriority="51"/>
-    <w:lsdException w:name="Grid Table 7 Colorful Accent 4" w:uiPriority="52"/>
-    <w:lsdException w:name="Grid Table 1 Light Accent 5" w:uiPriority="46"/>
-    <w:lsdException w:name="Grid Table 2 Accent 5" w:uiPriority="47"/>
-    <w:lsdException w:name="Grid Table 3 Accent 5" w:uiPriority="48"/>
-    <w:lsdException w:name="Grid Table 4 Accent 5" w:uiPriority="49"/>
-    <w:lsdException w:name="Grid Table 5 Dark Accent 5" w:uiPriority="50"/>
-    <w:lsdException w:name="Grid Table 6 Colorful Accent 5" w:uiPriority="51"/>
-    <w:lsdException w:name="Grid Table 7 Colorful Accent 5" w:uiPriority="52"/>
-    <w:lsdException w:name="Grid Table 1 Light Accent 6" w:uiPriority="46"/>
-    <w:lsdException w:name="Grid Table 2 Accent 6" w:uiPriority="47"/>
-    <w:lsdException w:name="Grid Table 3 Accent 6" w:uiPriority="48"/>
-    <w:lsdException w:name="Grid Table 4 Accent 6" w:uiPriority="49"/>
-    <w:lsdException w:name="Grid Table 5 Dark Accent 6" w:uiPriority="50"/>
-    <w:lsdException w:name="Grid Table 6 Colorful Accent 6" w:uiPriority="51"/>
-    <w:lsdException w:name="Grid Table 7 Colorful Accent 6" w:uiPriority="52"/>
-    <w:lsdException w:name="List Table 1 Light" w:uiPriority="46"/>
-    <w:lsdException w:name="List Table 2" w:uiPriority="47"/>
-    <w:lsdException w:name="List Table 3" w:uiPriority="48"/>
-    <w:lsdException w:name="List Table 4" w:uiPriority="49"/>
-    <w:lsdException w:name="List Table 5 Dark" w:uiPriority="50"/>
-    <w:lsdException w:name="List Table 6 Colorful" w:uiPriority="51"/>
-    <w:lsdException w:name="List Table 7 Colorful" w:uiPriority="52"/>
-    <w:lsdException w:name="List Table 1 Light Accent 1" w:uiPriority="46"/>
-    <w:lsdException w:name="List Table 2 Accent 1" w:uiPriority="47"/>
-    <w:lsdException w:name="List Table 3 Accent 1" w:uiPriority="48"/>
-    <w:lsdException w:name="List Table 4 Accent 1" w:uiPriority="49"/>
-    <w:lsdException w:name="List Table 5 Dark Accent 1" w:uiPriority="50"/>
-    <w:lsdException w:name="List Table 6 Colorful Accent 1" w:uiPriority="51"/>
-    <w:lsdException w:name="List Table 7 Colorful Accent 1" w:uiPriority="52"/>
-    <w:lsdException w:name="List Table 1 Light Accent 2" w:uiPriority="46"/>
-    <w:lsdException w:name="List Table 2 Accent 2" w:uiPriority="47"/>
-    <w:lsdException w:name="List Table 3 Accent 2" w:uiPriority="48"/>
-    <w:lsdException w:name="List Table 4 Accent 2" w:uiPriority="49"/>
-    <w:lsdException w:name="List Table 5 Dark Accent 2" w:uiPriority="50"/>
-    <w:lsdException w:name="List Table 6 Colorful Accent 2" w:uiPriority="51"/>
-    <w:lsdException w:name="List Table 7 Colorful Accent 2" w:uiPriority="52"/>
-    <w:lsdException w:name="List Table 1 Light Accent 3" w:uiPriority="46"/>
-    <w:lsdException w:name="List Table 2 Accent 3" w:uiPriority="47"/>
-    <w:lsdException w:name="List Table 3 Accent 3" w:uiPriority="48"/>
-    <w:lsdException w:name="List Table 4 Accent 3" w:uiPriority="49"/>
-    <w:lsdException w:name="List Table 5 Dark Accent 3" w:uiPriority="50"/>
-    <w:lsdException w:name="List Table 6 Colorful Accent 3" w:uiPriority="51"/>
-    <w:lsdException w:name="List Table 7 Colorful Accent 3" w:uiPriority="52"/>
-    <w:lsdException w:name="List Table 1 Light Accent 4" w:uiPriority="46"/>
-    <w:lsdException w:name="List Table 2 Accent 4" w:uiPriority="47"/>
-    <w:lsdException w:name="List Table 3 Accent 4" w:uiPriority="48"/>
-    <w:lsdException w:name="List Table 4 Accent 4" w:uiPriority="49"/>
-    <w:lsdException w:name="List Table 5 Dark Accent 4" w:uiPriority="50"/>
-    <w:lsdException w:name="List Table 6 Colorful Accent 4" w:uiPriority="51"/>
-    <w:lsdException w:name="List Table 7 Colorful Accent 4" w:uiPriority="52"/>
-    <w:lsdException w:name="List Table 1 Light Accent 5" w:uiPriority="46"/>
-    <w:lsdException w:name="List Table 2 Accent 5" w:uiPriority="47"/>
-    <w:lsdException w:name="List Table 3 Accent 5" w:uiPriority="48"/>
-    <w:lsdException w:name="List Table 4 Accent 5" w:uiPriority="49"/>
-    <w:lsdException w:name="List Table 5 Dark Accent 5" w:uiPriority="50"/>
-    <w:lsdException w:name="List Table 6 Colorful Accent 5" w:uiPriority="51"/>
-    <w:lsdException w:name="List Table 7 Colorful Accent 5" w:uiPriority="52"/>
-    <w:lsdException w:name="List Table 1 Light Accent 6" w:uiPriority="46"/>
-    <w:lsdException w:name="List Table 2 Accent 6" w:uiPriority="47"/>
-    <w:lsdException w:name="List Table 3 Accent 6" w:uiPriority="48"/>
-    <w:lsdException w:name="List Table 4 Accent 6" w:uiPriority="49"/>
-    <w:lsdException w:name="List Table 5 Dark Accent 6" w:uiPriority="50"/>
-    <w:lsdException w:name="List Table 6 Colorful Accent 6" w:uiPriority="51"/>
-    <w:lsdException w:name="List Table 7 Colorful Accent 6" w:uiPriority="52"/>
-    <w:lsdException w:name="Mention" w:semiHidden="1" w:unhideWhenUsed="1"/>
-    <w:lsdException w:name="Smart Hyperlink" w:semiHidden="1" w:unhideWhenUsed="1"/>
-    <w:lsdException w:name="Hashtag" w:semiHidden="1" w:unhideWhenUsed="1"/>
-    <w:lsdException w:name="Unresolved Mention" w:semiHidden="1" w:unhideWhenUsed="1"/>
-    <w:lsdException w:name="Smart Link" w:semiHidden="1" w:unhideWhenUsed="1"/>
-  </w:latentStyles>
-  <w:style w:type="paragraph" w:default="1" w:styleId="Normal">
-    <w:name w:val="Normal"/>
-    <w:qFormat/>
-  </w:style>
-  <w:style w:type="character" w:default="1" w:styleId="DefaultParagraphFont">
-    <w:name w:val="Default Paragraph Font"/>
-    <w:uiPriority w:val="1"/>
-    <w:semiHidden/>
-    <w:unhideWhenUsed/>
-  </w:style>
-  <w:style w:type="table" w:default="1" w:styleId="TableNormal">
-    <w:name w:val="Normal Table"/>
-    <w:uiPriority w:val="99"/>
-    <w:semiHidden/>
-    <w:unhideWhenUsed/>
-    <w:tblPr>
-      <w:tblInd w:w="0" w:type="dxa"/>
-      <w:tblCellMar>
-        <w:top w:w="0" w:type="dxa"/>
-        <w:left w:w="108" w:type="dxa"/>
-        <w:bottom w:w="0" w:type="dxa"/>
-        <w:right w:w="108" w:type="dxa"/>
-      </w:tblCellMar>
-    </w:tblPr>
-  </w:style>
-  <w:style w:type="numbering" w:default="1" w:styleId="NoList">
-    <w:name w:val="No List"/>
-    <w:uiPriority w:val="99"/>
-    <w:semiHidden/>
-    <w:unhideWhenUsed/>
-  </w:style>
-  <w:style w:type="paragraph" w:customStyle="1" w:styleId="417E402A1CD944F282C4FE2AC678FDE1">
-    <w:name w:val="417E402A1CD944F282C4FE2AC678FDE1"/>
-  </w:style>
-  <w:style w:type="paragraph" w:customStyle="1" w:styleId="3385BDBEAD1A4398B078B7057624D43E">
-    <w:name w:val="3385BDBEAD1A4398B078B7057624D43E"/>
-  </w:style>
-  <w:style w:type="character" w:styleId="PlaceholderText">
-    <w:name w:val="Placeholder Text"/>
-    <w:basedOn w:val="DefaultParagraphFont"/>
-    <w:uiPriority w:val="99"/>
-    <w:semiHidden/>
-    <w:rsid w:val="001D244F"/>
-    <w:rPr>
-      <w:color w:val="808080"/>
-    </w:rPr>
-  </w:style>
-  <w:style w:type="paragraph" w:customStyle="1" w:styleId="235C783672B746389940E96D7D2A4219">
-    <w:name w:val="235C783672B746389940E96D7D2A4219"/>
-  </w:style>
-  <w:style w:type="paragraph" w:customStyle="1" w:styleId="6FC96F43EE1F4F5BA13EA21B9D9EAFE5">
-    <w:name w:val="6FC96F43EE1F4F5BA13EA21B9D9EAFE5"/>
-  </w:style>
-  <w:style w:type="paragraph" w:customStyle="1" w:styleId="AD3B085D6D9A4868A6C74B135FAE34EB">
-    <w:name w:val="AD3B085D6D9A4868A6C74B135FAE34EB"/>
-  </w:style>
-  <w:style w:type="paragraph" w:customStyle="1" w:styleId="F3EF757C1E4E45E0989075CB2FAB3F63">
-    <w:name w:val="F3EF757C1E4E45E0989075CB2FAB3F63"/>
-  </w:style>
-  <w:style w:type="paragraph" w:customStyle="1" w:styleId="C7C94E3CACE34BDCB9D2F43AEE7655A6">
-    <w:name w:val="C7C94E3CACE34BDCB9D2F43AEE7655A6"/>
-  </w:style>
-  <w:style w:type="paragraph" w:customStyle="1" w:styleId="F630EC9EDCFA4FA68A6D702E8AA6EFDB">
-    <w:name w:val="F630EC9EDCFA4FA68A6D702E8AA6EFDB"/>
-  </w:style>
-  <w:style w:type="paragraph" w:customStyle="1" w:styleId="E0DB537799EE4F169B5BAF978E2BFC50">
-    <w:name w:val="E0DB537799EE4F169B5BAF978E2BFC50"/>
-    <w:rsid w:val="007E0175"/>
-  </w:style>
-  <w:style w:type="paragraph" w:customStyle="1" w:styleId="3750D9A7A7124842A438F3A4420C1BC7">
-    <w:name w:val="3750D9A7A7124842A438F3A4420C1BC7"/>
-    <w:rsid w:val="007E0175"/>
-  </w:style>
-  <w:style w:type="paragraph" w:customStyle="1" w:styleId="9180A419F89E4BFAB387AAC48A38E7C8">
-    <w:name w:val="9180A419F89E4BFAB387AAC48A38E7C8"/>
-    <w:rsid w:val="007E0175"/>
-  </w:style>
-  <w:style w:type="paragraph" w:customStyle="1" w:styleId="235C783672B746389940E96D7D2A42191">
-    <w:name w:val="235C783672B746389940E96D7D2A42191"/>
-    <w:rsid w:val="00666106"/>
-    <w:pPr>
-      <w:spacing w:before="360" w:after="360" w:line="360" w:lineRule="auto"/>
-      <w:contextualSpacing/>
-    </w:pPr>
-    <w:rPr>
-      <w:sz w:val="28"/>
-      <w:szCs w:val="28"/>
-    </w:rPr>
-  </w:style>
-  <w:style w:type="paragraph" w:styleId="Salutation">
-    <w:name w:val="Salutation"/>
-    <w:basedOn w:val="Normal"/>
-    <w:next w:val="Normal"/>
-    <w:link w:val="SalutationChar"/>
-    <w:uiPriority w:val="4"/>
-    <w:semiHidden/>
-    <w:unhideWhenUsed/>
-    <w:qFormat/>
-    <w:rsid w:val="001D244F"/>
-    <w:pPr>
-      <w:spacing w:before="800" w:after="580" w:line="240" w:lineRule="auto"/>
-    </w:pPr>
-    <w:rPr>
-      <w:sz w:val="24"/>
-      <w:szCs w:val="24"/>
-      <w:lang w:eastAsia="ja-JP"/>
-    </w:rPr>
-  </w:style>
-  <w:style w:type="character" w:customStyle="1" w:styleId="SalutationChar">
-    <w:name w:val="Salutation Char"/>
-    <w:basedOn w:val="DefaultParagraphFont"/>
-    <w:link w:val="Salutation"/>
-    <w:uiPriority w:val="4"/>
-    <w:semiHidden/>
-    <w:rsid w:val="001D244F"/>
-    <w:rPr>
-      <w:sz w:val="24"/>
-      <w:szCs w:val="24"/>
-      <w:lang w:eastAsia="ja-JP"/>
-    </w:rPr>
-  </w:style>
-  <w:style w:type="paragraph" w:customStyle="1" w:styleId="E2B95FE377DF4DCDAB01C3F36C772D7D">
-    <w:name w:val="E2B95FE377DF4DCDAB01C3F36C772D7D"/>
-    <w:rsid w:val="007C3E42"/>
-  </w:style>
-  <w:style w:type="paragraph" w:customStyle="1" w:styleId="1FD5E2824E5C4735B4BB5AC773B6B16F">
-    <w:name w:val="1FD5E2824E5C4735B4BB5AC773B6B16F"/>
-    <w:rsid w:val="007C3E42"/>
-  </w:style>
-  <w:style w:type="paragraph" w:customStyle="1" w:styleId="BE512287639C45DE9C86FCE822EA08F3">
-    <w:name w:val="BE512287639C45DE9C86FCE822EA08F3"/>
-    <w:rsid w:val="007C3E42"/>
-  </w:style>
-  <w:style w:type="paragraph" w:customStyle="1" w:styleId="9A0098378E4B470F9E999A77C7786160">
-    <w:name w:val="9A0098378E4B470F9E999A77C7786160"/>
-    <w:rsid w:val="007C3E42"/>
-  </w:style>
-  <w:style w:type="paragraph" w:customStyle="1" w:styleId="D201AED4A9CD4CDF82419781A1DD9C57">
-    <w:name w:val="D201AED4A9CD4CDF82419781A1DD9C57"/>
-    <w:rsid w:val="007C3E42"/>
-  </w:style>
-  <w:style w:type="paragraph" w:customStyle="1" w:styleId="F4CACD3D2FB945AD8118BFC942CBA84B">
-    <w:name w:val="F4CACD3D2FB945AD8118BFC942CBA84B"/>
-    <w:rsid w:val="007C3E42"/>
-  </w:style>
-  <w:style w:type="character" w:styleId="Strong">
-    <w:name w:val="Strong"/>
-    <w:basedOn w:val="DefaultParagraphFont"/>
-    <w:uiPriority w:val="22"/>
-    <w:qFormat/>
-    <w:rsid w:val="001D244F"/>
-    <w:rPr>
-      <w:b/>
-      <w:bCs/>
-    </w:rPr>
-  </w:style>
-  <w:style w:type="paragraph" w:customStyle="1" w:styleId="9A0098378E4B470F9E999A77C77861601">
-    <w:name w:val="9A0098378E4B470F9E999A77C77861601"/>
-    <w:rsid w:val="007C3E42"/>
-    <w:pPr>
-      <w:spacing w:before="360" w:after="360" w:line="360" w:lineRule="auto"/>
-      <w:contextualSpacing/>
-    </w:pPr>
-    <w:rPr>
-      <w:sz w:val="28"/>
-      <w:szCs w:val="28"/>
-    </w:rPr>
-  </w:style>
-  <w:style w:type="paragraph" w:customStyle="1" w:styleId="D201AED4A9CD4CDF82419781A1DD9C571">
-    <w:name w:val="D201AED4A9CD4CDF82419781A1DD9C571"/>
-    <w:rsid w:val="007C3E42"/>
-    <w:pPr>
-      <w:spacing w:before="360" w:after="360" w:line="360" w:lineRule="auto"/>
-      <w:contextualSpacing/>
-    </w:pPr>
-    <w:rPr>
-      <w:sz w:val="28"/>
-      <w:szCs w:val="28"/>
-    </w:rPr>
-  </w:style>
-  <w:style w:type="paragraph" w:customStyle="1" w:styleId="F4CACD3D2FB945AD8118BFC942CBA84B1">
-    <w:name w:val="F4CACD3D2FB945AD8118BFC942CBA84B1"/>
-    <w:rsid w:val="007C3E42"/>
-    <w:pPr>
-      <w:spacing w:before="360" w:after="360" w:line="360" w:lineRule="auto"/>
-      <w:contextualSpacing/>
-    </w:pPr>
-    <w:rPr>
-      <w:sz w:val="28"/>
-      <w:szCs w:val="28"/>
-    </w:rPr>
-  </w:style>
-  <w:style w:type="paragraph" w:customStyle="1" w:styleId="235C783672B746389940E96D7D2A42192">
-    <w:name w:val="235C783672B746389940E96D7D2A42192"/>
-    <w:rsid w:val="007C3E42"/>
-    <w:pPr>
-      <w:spacing w:before="360" w:after="360" w:line="360" w:lineRule="auto"/>
-      <w:contextualSpacing/>
-    </w:pPr>
-    <w:rPr>
-      <w:sz w:val="28"/>
-      <w:szCs w:val="28"/>
-    </w:rPr>
-  </w:style>
-  <w:style w:type="paragraph" w:customStyle="1" w:styleId="9A0098378E4B470F9E999A77C77861602">
-    <w:name w:val="9A0098378E4B470F9E999A77C77861602"/>
-    <w:rsid w:val="001D244F"/>
-    <w:pPr>
-      <w:spacing w:before="360" w:after="360" w:line="360" w:lineRule="auto"/>
-      <w:contextualSpacing/>
-    </w:pPr>
-    <w:rPr>
-      <w:sz w:val="28"/>
-      <w:szCs w:val="28"/>
-    </w:rPr>
-  </w:style>
-  <w:style w:type="paragraph" w:customStyle="1" w:styleId="D201AED4A9CD4CDF82419781A1DD9C572">
-    <w:name w:val="D201AED4A9CD4CDF82419781A1DD9C572"/>
-    <w:rsid w:val="001D244F"/>
-    <w:pPr>
-      <w:spacing w:before="360" w:after="360" w:line="360" w:lineRule="auto"/>
-      <w:contextualSpacing/>
-    </w:pPr>
-    <w:rPr>
-      <w:sz w:val="28"/>
-      <w:szCs w:val="28"/>
-    </w:rPr>
-  </w:style>
-  <w:style w:type="paragraph" w:customStyle="1" w:styleId="F4CACD3D2FB945AD8118BFC942CBA84B2">
-    <w:name w:val="F4CACD3D2FB945AD8118BFC942CBA84B2"/>
-    <w:rsid w:val="001D244F"/>
-    <w:pPr>
-      <w:spacing w:before="360" w:after="360" w:line="360" w:lineRule="auto"/>
-      <w:contextualSpacing/>
-    </w:pPr>
-    <w:rPr>
-      <w:sz w:val="28"/>
-      <w:szCs w:val="28"/>
-    </w:rPr>
-  </w:style>
-  <w:style w:type="paragraph" w:customStyle="1" w:styleId="235C783672B746389940E96D7D2A42193">
-    <w:name w:val="235C783672B746389940E96D7D2A42193"/>
-    <w:rsid w:val="001D244F"/>
-    <w:pPr>
-      <w:spacing w:before="360" w:after="360" w:line="360" w:lineRule="auto"/>
-      <w:contextualSpacing/>
-    </w:pPr>
-    <w:rPr>
-      <w:sz w:val="28"/>
-      <w:szCs w:val="28"/>
-    </w:rPr>
-  </w:style>
-</w:styles>
-</file>
-
-<file path=word/glossary/webSettings.xml><?xml version="1.0" encoding="utf-8"?>
-<w:webSettings xmlns:mc="http://schemas.openxmlformats.org/markup-compatibility/2006" xmlns:r="http://schemas.openxmlformats.org/officeDocument/2006/relationships" xmlns:w="http://schemas.openxmlformats.org/wordprocessingml/2006/main" xmlns:w14="http://schemas.microsoft.com/office/word/2010/wordml" xmlns:w15="http://schemas.microsoft.com/office/word/2012/wordml" xmlns:w16cid="http://schemas.microsoft.com/office/word/2016/wordml/cid" xmlns:w16se="http://schemas.microsoft.com/office/word/2015/wordml/symex" mc:Ignorable="w14 w15 w16se w16cid">
-  <w:optimizeForBrowser/>
-  <w:allowPNG/>
-</w:webSettings>
-</file>
-
 <file path=word/theme/theme1.xml><?xml version="1.0" encoding="utf-8"?>
 <a:theme xmlns:a="http://schemas.openxmlformats.org/drawingml/2006/main" name="Office Theme">
   <a:themeElements>
@@ -3537,267 +2428,4 @@
     </a:ext>
   </a:extLst>
 </a:theme>
-</file>
-
-<file path=customXml/item1.xml><?xml version="1.0" encoding="utf-8"?>
-<b:Sources xmlns:b="http://schemas.openxmlformats.org/officeDocument/2006/bibliography" xmlns="http://schemas.openxmlformats.org/officeDocument/2006/bibliography" SelectedStyle="\APASixthEditionOfficeOnline.xsl" StyleName="APA" Version="6"/>
-</file>
-
-<file path=customXml/item2.xml><?xml version="1.0" encoding="utf-8"?>
-<ct:contentTypeSchema xmlns:ct="http://schemas.microsoft.com/office/2006/metadata/contentType" xmlns:ma="http://schemas.microsoft.com/office/2006/metadata/properties/metaAttributes" ct:_="" ma:_="" ma:contentTypeName="Document" ma:contentTypeID="0x01010079F111ED35F8CC479449609E8A0923A6" ma:contentTypeVersion="12" ma:contentTypeDescription="Create a new document." ma:contentTypeScope="" ma:versionID="e2fe73d34af300204b2c04d95f547fc8">
-  <xsd:schema xmlns:xsd="http://www.w3.org/2001/XMLSchema" xmlns:xs="http://www.w3.org/2001/XMLSchema" xmlns:p="http://schemas.microsoft.com/office/2006/metadata/properties" xmlns:ns2="71af3243-3dd4-4a8d-8c0d-dd76da1f02a5" xmlns:ns3="16c05727-aa75-4e4a-9b5f-8a80a1165891" targetNamespace="http://schemas.microsoft.com/office/2006/metadata/properties" ma:root="true" ma:fieldsID="cb4f6533a2a85f2c78aa0456c298b376" ns2:_="" ns3:_="">
-    <xsd:import namespace="71af3243-3dd4-4a8d-8c0d-dd76da1f02a5"/>
-    <xsd:import namespace="16c05727-aa75-4e4a-9b5f-8a80a1165891"/>
-    <xsd:element name="properties">
-      <xsd:complexType>
-        <xsd:sequence>
-          <xsd:element name="documentManagement">
-            <xsd:complexType>
-              <xsd:all>
-                <xsd:element ref="ns2:MediaServiceMetadata" minOccurs="0"/>
-                <xsd:element ref="ns2:MediaServiceFastMetadata" minOccurs="0"/>
-                <xsd:element ref="ns2:MediaServiceOCR" minOccurs="0"/>
-                <xsd:element ref="ns2:MediaServiceAutoTags" minOccurs="0"/>
-                <xsd:element ref="ns2:MediaServiceEventHashCode" minOccurs="0"/>
-                <xsd:element ref="ns2:MediaServiceGenerationTime" minOccurs="0"/>
-                <xsd:element ref="ns3:SharedWithUsers" minOccurs="0"/>
-                <xsd:element ref="ns3:SharedWithDetails" minOccurs="0"/>
-                <xsd:element ref="ns2:MediaServiceAutoKeyPoints" minOccurs="0"/>
-                <xsd:element ref="ns2:MediaServiceKeyPoints" minOccurs="0"/>
-                <xsd:element ref="ns2:MediaServiceDateTaken" minOccurs="0"/>
-                <xsd:element ref="ns2:Status" minOccurs="0"/>
-              </xsd:all>
-            </xsd:complexType>
-          </xsd:element>
-        </xsd:sequence>
-      </xsd:complexType>
-    </xsd:element>
-  </xsd:schema>
-  <xsd:schema xmlns:xsd="http://www.w3.org/2001/XMLSchema" xmlns:xs="http://www.w3.org/2001/XMLSchema" xmlns:dms="http://schemas.microsoft.com/office/2006/documentManagement/types" xmlns:pc="http://schemas.microsoft.com/office/infopath/2007/PartnerControls" targetNamespace="71af3243-3dd4-4a8d-8c0d-dd76da1f02a5" elementFormDefault="qualified">
-    <xsd:import namespace="http://schemas.microsoft.com/office/2006/documentManagement/types"/>
-    <xsd:import namespace="http://schemas.microsoft.com/office/infopath/2007/PartnerControls"/>
-    <xsd:element name="MediaServiceMetadata" ma:index="8" nillable="true" ma:displayName="MediaServiceMetadata" ma:hidden="true" ma:internalName="MediaServiceMetadata" ma:readOnly="true">
-      <xsd:simpleType>
-        <xsd:restriction base="dms:Note"/>
-      </xsd:simpleType>
-    </xsd:element>
-    <xsd:element name="MediaServiceFastMetadata" ma:index="9" nillable="true" ma:displayName="MediaServiceFastMetadata" ma:hidden="true" ma:internalName="MediaServiceFastMetadata" ma:readOnly="true">
-      <xsd:simpleType>
-        <xsd:restriction base="dms:Note"/>
-      </xsd:simpleType>
-    </xsd:element>
-    <xsd:element name="MediaServiceOCR" ma:index="10" nillable="true" ma:displayName="MediaServiceOCR" ma:internalName="MediaServiceOCR" ma:readOnly="true">
-      <xsd:simpleType>
-        <xsd:restriction base="dms:Note">
-          <xsd:maxLength value="255"/>
-        </xsd:restriction>
-      </xsd:simpleType>
-    </xsd:element>
-    <xsd:element name="MediaServiceAutoTags" ma:index="11" nillable="true" ma:displayName="MediaServiceAutoTags" ma:internalName="MediaServiceAutoTags" ma:readOnly="true">
-      <xsd:simpleType>
-        <xsd:restriction base="dms:Text"/>
-      </xsd:simpleType>
-    </xsd:element>
-    <xsd:element name="MediaServiceEventHashCode" ma:index="12" nillable="true" ma:displayName="MediaServiceEventHashCode" ma:hidden="true" ma:internalName="MediaServiceEventHashCode" ma:readOnly="true">
-      <xsd:simpleType>
-        <xsd:restriction base="dms:Text"/>
-      </xsd:simpleType>
-    </xsd:element>
-    <xsd:element name="MediaServiceGenerationTime" ma:index="13" nillable="true" ma:displayName="MediaServiceGenerationTime" ma:hidden="true" ma:internalName="MediaServiceGenerationTime" ma:readOnly="true">
-      <xsd:simpleType>
-        <xsd:restriction base="dms:Text"/>
-      </xsd:simpleType>
-    </xsd:element>
-    <xsd:element name="MediaServiceAutoKeyPoints" ma:index="16" nillable="true" ma:displayName="MediaServiceAutoKeyPoints" ma:hidden="true" ma:internalName="MediaServiceAutoKeyPoints" ma:readOnly="true">
-      <xsd:simpleType>
-        <xsd:restriction base="dms:Note"/>
-      </xsd:simpleType>
-    </xsd:element>
-    <xsd:element name="MediaServiceKeyPoints" ma:index="17" nillable="true" ma:displayName="KeyPoints" ma:internalName="MediaServiceKeyPoints" ma:readOnly="false">
-      <xsd:simpleType>
-        <xsd:restriction base="dms:Note">
-          <xsd:maxLength value="255"/>
-        </xsd:restriction>
-      </xsd:simpleType>
-    </xsd:element>
-    <xsd:element name="MediaServiceDateTaken" ma:index="18" nillable="true" ma:displayName="MediaServiceDateTaken" ma:hidden="true" ma:internalName="MediaServiceDateTaken" ma:readOnly="true">
-      <xsd:simpleType>
-        <xsd:restriction base="dms:Text"/>
-      </xsd:simpleType>
-    </xsd:element>
-    <xsd:element name="Status" ma:index="19" nillable="true" ma:displayName="Status" ma:default="Not started" ma:format="Dropdown" ma:internalName="Status">
-      <xsd:simpleType>
-        <xsd:restriction base="dms:Choice">
-          <xsd:enumeration value="Not started"/>
-          <xsd:enumeration value="In Progress"/>
-          <xsd:enumeration value="Completed"/>
-        </xsd:restriction>
-      </xsd:simpleType>
-    </xsd:element>
-  </xsd:schema>
-  <xsd:schema xmlns:xsd="http://www.w3.org/2001/XMLSchema" xmlns:xs="http://www.w3.org/2001/XMLSchema" xmlns:dms="http://schemas.microsoft.com/office/2006/documentManagement/types" xmlns:pc="http://schemas.microsoft.com/office/infopath/2007/PartnerControls" targetNamespace="16c05727-aa75-4e4a-9b5f-8a80a1165891" elementFormDefault="qualified">
-    <xsd:import namespace="http://schemas.microsoft.com/office/2006/documentManagement/types"/>
-    <xsd:import namespace="http://schemas.microsoft.com/office/infopath/2007/PartnerControls"/>
-    <xsd:element name="SharedWithUsers" ma:index="14" nillable="true" ma:displayName="Shared With" ma:internalName="SharedWithUsers" ma:readOnly="true">
-      <xsd:complexType>
-        <xsd:complexContent>
-          <xsd:extension base="dms:UserMulti">
-            <xsd:sequence>
-              <xsd:element name="UserInfo" minOccurs="0" maxOccurs="unbounded">
-                <xsd:complexType>
-                  <xsd:sequence>
-                    <xsd:element name="DisplayName" type="xsd:string" minOccurs="0"/>
-                    <xsd:element name="AccountId" type="dms:UserId" minOccurs="0" nillable="true"/>
-                    <xsd:element name="AccountType" type="xsd:string" minOccurs="0"/>
-                  </xsd:sequence>
-                </xsd:complexType>
-              </xsd:element>
-            </xsd:sequence>
-          </xsd:extension>
-        </xsd:complexContent>
-      </xsd:complexType>
-    </xsd:element>
-    <xsd:element name="SharedWithDetails" ma:index="15" nillable="true" ma:displayName="Shared With Details" ma:internalName="SharedWithDetails" ma:readOnly="true">
-      <xsd:simpleType>
-        <xsd:restriction base="dms:Note">
-          <xsd:maxLength value="255"/>
-        </xsd:restriction>
-      </xsd:simpleType>
-    </xsd:element>
-  </xsd:schema>
-  <xsd:schema xmlns="http://schemas.openxmlformats.org/package/2006/metadata/core-properties" xmlns:xsd="http://www.w3.org/2001/XMLSchema" xmlns:xsi="http://www.w3.org/2001/XMLSchema-instance" xmlns:dc="http://purl.org/dc/elements/1.1/" xmlns:dcterms="http://purl.org/dc/terms/" xmlns:odoc="http://schemas.microsoft.com/internal/obd" targetNamespace="http://schemas.openxmlformats.org/package/2006/metadata/core-properties" elementFormDefault="qualified" attributeFormDefault="unqualified" blockDefault="#all">
-    <xsd:import namespace="http://purl.org/dc/elements/1.1/" schemaLocation="http://dublincore.org/schemas/xmls/qdc/2003/04/02/dc.xsd"/>
-    <xsd:import namespace="http://purl.org/dc/terms/" schemaLocation="http://dublincore.org/schemas/xmls/qdc/2003/04/02/dcterms.xsd"/>
-    <xsd:element name="coreProperties" type="CT_coreProperties"/>
-    <xsd:complexType name="CT_coreProperties">
-      <xsd:all>
-        <xsd:element ref="dc:creator" minOccurs="0" maxOccurs="1"/>
-        <xsd:element ref="dcterms:created" minOccurs="0" maxOccurs="1"/>
-        <xsd:element ref="dc:identifier" minOccurs="0" maxOccurs="1"/>
-        <xsd:element name="contentType" minOccurs="0" maxOccurs="1" type="xsd:string" ma:index="0" ma:displayName="Content Type"/>
-        <xsd:element ref="dc:title" minOccurs="0" maxOccurs="1" ma:index="4" ma:displayName="Title"/>
-        <xsd:element ref="dc:subject" minOccurs="0" maxOccurs="1"/>
-        <xsd:element ref="dc:description" minOccurs="0" maxOccurs="1"/>
-        <xsd:element name="keywords" minOccurs="0" maxOccurs="1" type="xsd:string"/>
-        <xsd:element ref="dc:language" minOccurs="0" maxOccurs="1"/>
-        <xsd:element name="category" minOccurs="0" maxOccurs="1" type="xsd:string"/>
-        <xsd:element name="version" minOccurs="0" maxOccurs="1" type="xsd:string"/>
-        <xsd:element name="revision" minOccurs="0" maxOccurs="1" type="xsd:string">
-          <xsd:annotation>
-            <xsd:documentation>
-                        This value indicates the number of saves or revisions. The application is responsible for updating this value after each revision.
-                    </xsd:documentation>
-          </xsd:annotation>
-        </xsd:element>
-        <xsd:element name="lastModifiedBy" minOccurs="0" maxOccurs="1" type="xsd:string"/>
-        <xsd:element ref="dcterms:modified" minOccurs="0" maxOccurs="1"/>
-        <xsd:element name="contentStatus" minOccurs="0" maxOccurs="1" type="xsd:string"/>
-      </xsd:all>
-    </xsd:complexType>
-  </xsd:schema>
-  <xs:schema xmlns:pc="http://schemas.microsoft.com/office/infopath/2007/PartnerControls" xmlns:xs="http://www.w3.org/2001/XMLSchema" targetNamespace="http://schemas.microsoft.com/office/infopath/2007/PartnerControls" elementFormDefault="qualified" attributeFormDefault="unqualified">
-    <xs:element name="Person">
-      <xs:complexType>
-        <xs:sequence>
-          <xs:element ref="pc:DisplayName" minOccurs="0"/>
-          <xs:element ref="pc:AccountId" minOccurs="0"/>
-          <xs:element ref="pc:AccountType" minOccurs="0"/>
-        </xs:sequence>
-      </xs:complexType>
-    </xs:element>
-    <xs:element name="DisplayName" type="xs:string"/>
-    <xs:element name="AccountId" type="xs:string"/>
-    <xs:element name="AccountType" type="xs:string"/>
-    <xs:element name="BDCAssociatedEntity">
-      <xs:complexType>
-        <xs:sequence>
-          <xs:element ref="pc:BDCEntity" minOccurs="0" maxOccurs="unbounded"/>
-        </xs:sequence>
-        <xs:attribute ref="pc:EntityNamespace"/>
-        <xs:attribute ref="pc:EntityName"/>
-        <xs:attribute ref="pc:SystemInstanceName"/>
-        <xs:attribute ref="pc:AssociationName"/>
-      </xs:complexType>
-    </xs:element>
-    <xs:attribute name="EntityNamespace" type="xs:string"/>
-    <xs:attribute name="EntityName" type="xs:string"/>
-    <xs:attribute name="SystemInstanceName" type="xs:string"/>
-    <xs:attribute name="AssociationName" type="xs:string"/>
-    <xs:element name="BDCEntity">
-      <xs:complexType>
-        <xs:sequence>
-          <xs:element ref="pc:EntityDisplayName" minOccurs="0"/>
-          <xs:element ref="pc:EntityInstanceReference" minOccurs="0"/>
-          <xs:element ref="pc:EntityId1" minOccurs="0"/>
-          <xs:element ref="pc:EntityId2" minOccurs="0"/>
-          <xs:element ref="pc:EntityId3" minOccurs="0"/>
-          <xs:element ref="pc:EntityId4" minOccurs="0"/>
-          <xs:element ref="pc:EntityId5" minOccurs="0"/>
-        </xs:sequence>
-      </xs:complexType>
-    </xs:element>
-    <xs:element name="EntityDisplayName" type="xs:string"/>
-    <xs:element name="EntityInstanceReference" type="xs:string"/>
-    <xs:element name="EntityId1" type="xs:string"/>
-    <xs:element name="EntityId2" type="xs:string"/>
-    <xs:element name="EntityId3" type="xs:string"/>
-    <xs:element name="EntityId4" type="xs:string"/>
-    <xs:element name="EntityId5" type="xs:string"/>
-    <xs:element name="Terms">
-      <xs:complexType>
-        <xs:sequence>
-          <xs:element ref="pc:TermInfo" minOccurs="0" maxOccurs="unbounded"/>
-        </xs:sequence>
-      </xs:complexType>
-    </xs:element>
-    <xs:element name="TermInfo">
-      <xs:complexType>
-        <xs:sequence>
-          <xs:element ref="pc:TermName" minOccurs="0"/>
-          <xs:element ref="pc:TermId" minOccurs="0"/>
-        </xs:sequence>
-      </xs:complexType>
-    </xs:element>
-    <xs:element name="TermName" type="xs:string"/>
-    <xs:element name="TermId" type="xs:string"/>
-  </xs:schema>
-</ct:contentTypeSchema>
-</file>
-
-<file path=customXml/item3.xml><?xml version="1.0" encoding="utf-8"?>
-<?mso-contentType ?>
-<FormTemplates xmlns="http://schemas.microsoft.com/sharepoint/v3/contenttype/forms">
-  <Display>DocumentLibraryForm</Display>
-  <Edit>DocumentLibraryForm</Edit>
-  <New>DocumentLibraryForm</New>
-</FormTemplates>
-</file>
-
-<file path=customXml/item4.xml><?xml version="1.0" encoding="utf-8"?>
-<p:properties xmlns:p="http://schemas.microsoft.com/office/2006/metadata/properties" xmlns:xsi="http://www.w3.org/2001/XMLSchema-instance" xmlns:pc="http://schemas.microsoft.com/office/infopath/2007/PartnerControls">
-  <documentManagement>
-    <Status xmlns="71af3243-3dd4-4a8d-8c0d-dd76da1f02a5">Not started</Status>
-    <MediaServiceKeyPoints xmlns="71af3243-3dd4-4a8d-8c0d-dd76da1f02a5" xsi:nil="true"/>
-  </documentManagement>
-</p:properties>
-</file>
-
-<file path=customXml/itemProps1.xml><?xml version="1.0" encoding="utf-8"?>
-<ds:datastoreItem xmlns:ds="http://schemas.openxmlformats.org/officeDocument/2006/customXml" ds:itemID="{FBE5EDDF-0497-4843-B926-66C9599B4047}">
-  <ds:schemaRefs>
-    <ds:schemaRef ds:uri="http://schemas.openxmlformats.org/officeDocument/2006/bibliography"/>
-  </ds:schemaRefs>
-</ds:datastoreItem>
-</file>
-
-<file path=customXml/itemProps2.xml><?xml version="1.0" encoding="utf-8"?>
-<ds:datastoreItem xmlns:ds="http://schemas.openxmlformats.org/officeDocument/2006/customXml" ds:itemID="{8ABCC962-BEAC-43AA-9DB5-E84E6E657D2F}"/>
-</file>
-
-<file path=customXml/itemProps3.xml><?xml version="1.0" encoding="utf-8"?>
-<ds:datastoreItem xmlns:ds="http://schemas.openxmlformats.org/officeDocument/2006/customXml" ds:itemID="{CE45477C-7487-40D2-B4A2-7B4C1319D289}"/>
-</file>
-
-<file path=customXml/itemProps4.xml><?xml version="1.0" encoding="utf-8"?>
-<ds:datastoreItem xmlns:ds="http://schemas.openxmlformats.org/officeDocument/2006/customXml" ds:itemID="{1A5CBB77-3B96-430B-BE07-F41828622828}"/>
 </file>